--- a/DOKUMENTATION.docx
+++ b/DOKUMENTATION.docx
@@ -60,7 +60,7 @@
     </w:p>
     <w:p>
       <w:r>
-        <w:t>Das Programm erfasst Einnahmen und Ausgaben in einer lokalen Datenbank. Das Dashboard zeigt den aktuellen Kontostand, gefilterte Summen, Durchschnittswerte und größte Beträge. Die Oberfläche ist bewusst schlicht gehalten, damit die Funktionen bei der Prüfung schnell erklärt werden können.</w:t>
+        <w:t>Das Programm erfasst Einnahmen und Ausgaben in einer lokalen JSON-Datei. Das Dashboard zeigt den aktuellen Kontostand, gefilterte Summen, Durchschnittswerte und größte Beträge. Die Oberfläche ist bewusst schlicht gehalten, damit die Funktionen bei der Prüfung schnell erklärt werden können.</w:t>
       </w:r>
     </w:p>
     <w:p>
@@ -778,7 +778,7 @@
                 <w:b w:val="0"/>
                 <w:sz w:val="19"/>
               </w:rPr>
-              <w:t>Lokale Datenbank</w:t>
+              <w:t>Lokale Datenspeicherung</w:t>
             </w:r>
           </w:p>
         </w:tc>
@@ -810,7 +810,7 @@
                 <w:b w:val="0"/>
                 <w:sz w:val="19"/>
               </w:rPr>
-              <w:t>Erfüllt (SQLite)</w:t>
+              <w:t>Erfüllt (JSON-Datei)</w:t>
             </w:r>
           </w:p>
         </w:tc>
@@ -1135,7 +1135,7 @@
               <w:br/>
               <w:t>------------------                -----------------------</w:t>
               <w:br/>
-              <w:t>Id (PK)                  1 ---- n Id (PK)</w:t>
+              <w:t>Id                  1 ---- n Id</w:t>
               <w:br/>
               <w:t>Name (eindeutig)                  Belegnummer (eindeutig)</w:t>
               <w:br/>
@@ -1147,7 +1147,7 @@
               <w:br/>
               <w:t xml:space="preserve">                                  Ausgabe</w:t>
               <w:br/>
-              <w:t xml:space="preserve">                                  KategorieId (FK)</w:t>
+              <w:t xml:space="preserve">                                  KategorieId</w:t>
             </w:r>
           </w:p>
         </w:tc>
@@ -1196,7 +1196,7 @@
         <w:t>KassabuchService:</w:t>
       </w:r>
       <w:r>
-        <w:t xml:space="preserve"> Führt Datenbankzugriffe, Filter, Sortierungen, Statistik, Salden und Berichte aus. Dadurch bleiben Controller und Ansicht übersichtlich.</w:t>
+        <w:t xml:space="preserve"> Führt Dateizugriffe, Filter, Sortierungen, Statistik, Salden und Berichte aus. Dadurch bleiben Controller und Ansicht übersichtlich.</w:t>
       </w:r>
     </w:p>
     <w:p>
@@ -1207,11 +1207,9 @@
         <w:rPr>
           <w:b/>
         </w:rPr>
-        <w:t>KassabuchDbContext:</w:t>
+        <w:t>KassabuchDatei: Bündelt Buchungen und Kategorien für die Speicherung als JSON.</w:t>
       </w:r>
-      <w:r>
-        <w:t xml:space="preserve"> Beschreibt Tabellen, Beziehungen, eindeutige Werte und Dezimalfelder für SQLite.</w:t>
-      </w:r>
+      <w:r/>
     </w:p>
     <w:p>
       <w:pPr>
@@ -1377,7 +1375,7 @@
     </w:p>
     <w:p>
       <w:r>
-        <w:t xml:space="preserve">Die Datei </w:t>
+        <w:t>Die Datei kassabuch-daten.json wird beim ersten Start im Projektordner erstellt. KassabuchSeeder liefert dafür einmalig die Beispieldaten. Alle Beispielbuchungen liegen spätestens am 26.08.2026.</w:t>
       </w:r>
       <w:r>
         <w:rPr>
@@ -1385,22 +1383,16 @@
           <w:color w:val="1F4D78"/>
           <w:sz w:val="19"/>
         </w:rPr>
-        <w:t>kassabuch-schulprojekt.db</w:t>
       </w:r>
-      <w:r>
-        <w:t xml:space="preserve"> wird beim ersten Start im Projektordner erstellt. </w:t>
-      </w:r>
+      <w:r/>
       <w:r>
         <w:rPr>
           <w:rFonts w:ascii="Consolas" w:hAnsi="Consolas"/>
           <w:color w:val="1F4D78"/>
           <w:sz w:val="19"/>
         </w:rPr>
-        <w:t>KassabuchSeeder</w:t>
       </w:r>
-      <w:r>
-        <w:t xml:space="preserve"> fügt nur bei leerer Datenbank Beispieldaten hinzu. Alle Beispielbuchungen liegen spätestens am 26.08.2026.</w:t>
-      </w:r>
+      <w:r/>
     </w:p>
     <w:p>
       <w:pPr>

--- a/DOKUMENTATION.docx
+++ b/DOKUMENTATION.docx
@@ -4,50 +4,29 @@
   <w:body>
     <w:p>
       <w:pPr>
-        <w:spacing w:after="1800"/>
-      </w:pPr>
-    </w:p>
-    <w:p>
-      <w:pPr>
-        <w:spacing w:before="0" w:after="160"/>
-        <w:jc w:val="center"/>
+        <w:spacing w:after="40"/>
       </w:pPr>
       <w:r>
         <w:rPr>
-          <w:rFonts w:ascii="Calibri" w:hAnsi="Calibri"/>
+          <w:rFonts w:ascii="Arial" w:hAnsi="Arial"/>
           <w:b/>
-          <w:color w:val="1F4D78"/>
-          <w:sz w:val="52"/>
+          <w:color w:val="1F4E79"/>
+          <w:sz w:val="40"/>
         </w:rPr>
-        <w:t>Kassabuch</w:t>
+        <w:t>Kassabuch - Dokumentation</w:t>
       </w:r>
     </w:p>
     <w:p>
       <w:pPr>
-        <w:pStyle w:val="Subtitle"/>
-        <w:jc w:val="center"/>
-      </w:pPr>
-      <w:r>
-        <w:t>Dokumentation</w:t>
-      </w:r>
-    </w:p>
-    <w:p>
-      <w:pPr>
-        <w:spacing w:before="240" w:after="0"/>
-        <w:jc w:val="center"/>
+        <w:spacing w:after="240"/>
       </w:pPr>
       <w:r>
         <w:rPr>
-          <w:rFonts w:ascii="Calibri" w:hAnsi="Calibri"/>
-          <w:color w:val="646464"/>
+          <w:rFonts w:ascii="Arial" w:hAnsi="Arial"/>
+          <w:color w:val="5A5A5A"/>
           <w:sz w:val="20"/>
         </w:rPr>
-        <w:t>C# / ASP.NET Core</w:t>
-      </w:r>
-    </w:p>
-    <w:p>
-      <w:r>
-        <w:br w:type="page"/>
+        <w:t>C# / ASP.NET Core MVC</w:t>
       </w:r>
     </w:p>
     <w:p>
@@ -55,12 +34,12 @@
         <w:pStyle w:val="Heading1"/>
       </w:pPr>
       <w:r>
-        <w:t>Projektziel</w:t>
+        <w:t>Aufgabe</w:t>
       </w:r>
     </w:p>
     <w:p>
       <w:r>
-        <w:t>Das Programm erfasst Einnahmen und Ausgaben in einer lokalen JSON-Datei. Das Dashboard zeigt den aktuellen Kontostand, gefilterte Summen, Durchschnittswerte und größte Beträge. Die Oberfläche ist bewusst schlicht gehalten, damit die Funktionen bei der Prüfung schnell erklärt werden können.</w:t>
+        <w:t>Das Programm erfasst Einnahmen und Ausgaben. Es zeigt den aktuellen Kontostand und speichert alle Daten lokal in einer JSON-Datei. Eine Internetverbindung ist nicht nötig.</w:t>
       </w:r>
     </w:p>
     <w:p>
@@ -68,1099 +47,55 @@
         <w:pStyle w:val="Heading1"/>
       </w:pPr>
       <w:r>
-        <w:t>Status der Anforderungen</w:t>
+        <w:t>Wichtige Funktionen</w:t>
       </w:r>
-    </w:p>
-    <w:tbl>
-      <w:tblPr>
-        <w:tblStyle w:val="TableGrid"/>
-        <w:tblW w:type="dxa" w:w="9360"/>
-        <w:jc w:val="left"/>
-        <w:tblLayout w:type="fixed"/>
-        <w:tblLook w:firstColumn="1" w:firstRow="1" w:lastColumn="0" w:lastRow="0" w:noHBand="0" w:noVBand="1" w:val="04A0"/>
-        <w:tblInd w:w="120" w:type="dxa"/>
-      </w:tblPr>
-      <w:tblGrid>
-        <w:gridCol w:w="3300"/>
-        <w:gridCol w:w="6060"/>
-      </w:tblGrid>
-      <w:tr>
-        <w:trPr>
-          <w:tblHeader w:val="true"/>
-        </w:trPr>
-        <w:tc>
-          <w:tcPr>
-            <w:tcW w:type="dxa" w:w="3300"/>
-            <w:shd w:fill="E8EEF5"/>
-            <w:vAlign w:val="center"/>
-            <w:tcMar>
-              <w:top w:w="80" w:type="dxa"/>
-              <w:bottom w:w="80" w:type="dxa"/>
-              <w:start w:w="120" w:type="dxa"/>
-              <w:end w:w="120" w:type="dxa"/>
-            </w:tcMar>
-          </w:tcPr>
-          <w:p>
-            <w:pPr>
-              <w:spacing w:before="0" w:after="0" w:line="264" w:lineRule="auto"/>
-            </w:pPr>
-            <w:r>
-              <w:rPr>
-                <w:rFonts w:ascii="Calibri" w:hAnsi="Calibri"/>
-                <w:b/>
-                <w:sz w:val="19"/>
-              </w:rPr>
-            </w:r>
-            <w:r>
-              <w:rPr>
-                <w:rFonts w:ascii="Calibri" w:hAnsi="Calibri"/>
-                <w:b/>
-                <w:sz w:val="19"/>
-              </w:rPr>
-              <w:t>Anforderung</w:t>
-            </w:r>
-          </w:p>
-        </w:tc>
-        <w:tc>
-          <w:tcPr>
-            <w:tcW w:type="dxa" w:w="6060"/>
-            <w:shd w:fill="E8EEF5"/>
-            <w:vAlign w:val="center"/>
-            <w:tcMar>
-              <w:top w:w="80" w:type="dxa"/>
-              <w:bottom w:w="80" w:type="dxa"/>
-              <w:start w:w="120" w:type="dxa"/>
-              <w:end w:w="120" w:type="dxa"/>
-            </w:tcMar>
-          </w:tcPr>
-          <w:p>
-            <w:pPr>
-              <w:spacing w:before="0" w:after="0" w:line="264" w:lineRule="auto"/>
-            </w:pPr>
-            <w:r>
-              <w:rPr>
-                <w:rFonts w:ascii="Calibri" w:hAnsi="Calibri"/>
-                <w:b/>
-                <w:sz w:val="19"/>
-              </w:rPr>
-            </w:r>
-            <w:r>
-              <w:rPr>
-                <w:rFonts w:ascii="Calibri" w:hAnsi="Calibri"/>
-                <w:b/>
-                <w:sz w:val="19"/>
-              </w:rPr>
-              <w:t>Umsetzung</w:t>
-            </w:r>
-          </w:p>
-        </w:tc>
-      </w:tr>
-      <w:tr>
-        <w:tc>
-          <w:tcPr>
-            <w:tcW w:type="dxa" w:w="3300"/>
-            <w:vAlign w:val="center"/>
-            <w:tcMar>
-              <w:top w:w="80" w:type="dxa"/>
-              <w:bottom w:w="80" w:type="dxa"/>
-              <w:start w:w="120" w:type="dxa"/>
-              <w:end w:w="120" w:type="dxa"/>
-            </w:tcMar>
-          </w:tcPr>
-          <w:p>
-            <w:pPr>
-              <w:spacing w:before="0" w:after="0" w:line="264" w:lineRule="auto"/>
-            </w:pPr>
-            <w:r>
-              <w:rPr>
-                <w:rFonts w:ascii="Calibri" w:hAnsi="Calibri"/>
-                <w:b w:val="0"/>
-                <w:sz w:val="19"/>
-              </w:rPr>
-            </w:r>
-            <w:r>
-              <w:rPr>
-                <w:rFonts w:ascii="Calibri" w:hAnsi="Calibri"/>
-                <w:b w:val="0"/>
-                <w:sz w:val="19"/>
-              </w:rPr>
-              <w:t>Dashboard mit aktuellem Kontostand</w:t>
-            </w:r>
-          </w:p>
-        </w:tc>
-        <w:tc>
-          <w:tcPr>
-            <w:tcW w:type="dxa" w:w="6060"/>
-            <w:vAlign w:val="center"/>
-            <w:tcMar>
-              <w:top w:w="80" w:type="dxa"/>
-              <w:bottom w:w="80" w:type="dxa"/>
-              <w:start w:w="120" w:type="dxa"/>
-              <w:end w:w="120" w:type="dxa"/>
-            </w:tcMar>
-          </w:tcPr>
-          <w:p>
-            <w:pPr>
-              <w:spacing w:before="0" w:after="0" w:line="264" w:lineRule="auto"/>
-            </w:pPr>
-            <w:r>
-              <w:rPr>
-                <w:rFonts w:ascii="Calibri" w:hAnsi="Calibri"/>
-                <w:b w:val="0"/>
-                <w:sz w:val="19"/>
-              </w:rPr>
-            </w:r>
-            <w:r>
-              <w:rPr>
-                <w:rFonts w:ascii="Calibri" w:hAnsi="Calibri"/>
-                <w:b w:val="0"/>
-                <w:sz w:val="19"/>
-              </w:rPr>
-              <w:t>Erfüllt</w:t>
-            </w:r>
-          </w:p>
-        </w:tc>
-      </w:tr>
-      <w:tr>
-        <w:tc>
-          <w:tcPr>
-            <w:tcW w:type="dxa" w:w="3300"/>
-            <w:vAlign w:val="center"/>
-            <w:tcMar>
-              <w:top w:w="80" w:type="dxa"/>
-              <w:bottom w:w="80" w:type="dxa"/>
-              <w:start w:w="120" w:type="dxa"/>
-              <w:end w:w="120" w:type="dxa"/>
-            </w:tcMar>
-          </w:tcPr>
-          <w:p>
-            <w:pPr>
-              <w:spacing w:before="0" w:after="0" w:line="264" w:lineRule="auto"/>
-            </w:pPr>
-            <w:r>
-              <w:rPr>
-                <w:rFonts w:ascii="Calibri" w:hAnsi="Calibri"/>
-                <w:b w:val="0"/>
-                <w:sz w:val="19"/>
-              </w:rPr>
-            </w:r>
-            <w:r>
-              <w:rPr>
-                <w:rFonts w:ascii="Calibri" w:hAnsi="Calibri"/>
-                <w:b w:val="0"/>
-                <w:sz w:val="19"/>
-              </w:rPr>
-              <w:t>Tabelle mit allen Transaktionen</w:t>
-            </w:r>
-          </w:p>
-        </w:tc>
-        <w:tc>
-          <w:tcPr>
-            <w:tcW w:type="dxa" w:w="6060"/>
-            <w:vAlign w:val="center"/>
-            <w:tcMar>
-              <w:top w:w="80" w:type="dxa"/>
-              <w:bottom w:w="80" w:type="dxa"/>
-              <w:start w:w="120" w:type="dxa"/>
-              <w:end w:w="120" w:type="dxa"/>
-            </w:tcMar>
-          </w:tcPr>
-          <w:p>
-            <w:pPr>
-              <w:spacing w:before="0" w:after="0" w:line="264" w:lineRule="auto"/>
-            </w:pPr>
-            <w:r>
-              <w:rPr>
-                <w:rFonts w:ascii="Calibri" w:hAnsi="Calibri"/>
-                <w:b w:val="0"/>
-                <w:sz w:val="19"/>
-              </w:rPr>
-            </w:r>
-            <w:r>
-              <w:rPr>
-                <w:rFonts w:ascii="Calibri" w:hAnsi="Calibri"/>
-                <w:b w:val="0"/>
-                <w:sz w:val="19"/>
-              </w:rPr>
-              <w:t>Erfüllt</w:t>
-            </w:r>
-          </w:p>
-        </w:tc>
-      </w:tr>
-      <w:tr>
-        <w:tc>
-          <w:tcPr>
-            <w:tcW w:type="dxa" w:w="3300"/>
-            <w:vAlign w:val="center"/>
-            <w:tcMar>
-              <w:top w:w="80" w:type="dxa"/>
-              <w:bottom w:w="80" w:type="dxa"/>
-              <w:start w:w="120" w:type="dxa"/>
-              <w:end w:w="120" w:type="dxa"/>
-            </w:tcMar>
-          </w:tcPr>
-          <w:p>
-            <w:pPr>
-              <w:spacing w:before="0" w:after="0" w:line="264" w:lineRule="auto"/>
-            </w:pPr>
-            <w:r>
-              <w:rPr>
-                <w:rFonts w:ascii="Calibri" w:hAnsi="Calibri"/>
-                <w:b w:val="0"/>
-                <w:sz w:val="19"/>
-              </w:rPr>
-            </w:r>
-            <w:r>
-              <w:rPr>
-                <w:rFonts w:ascii="Calibri" w:hAnsi="Calibri"/>
-                <w:b w:val="0"/>
-                <w:sz w:val="19"/>
-              </w:rPr>
-              <w:t>Einnahmen und Ausgaben mit Betrag, Datum, Beschreibung und Kategorie</w:t>
-            </w:r>
-          </w:p>
-        </w:tc>
-        <w:tc>
-          <w:tcPr>
-            <w:tcW w:type="dxa" w:w="6060"/>
-            <w:vAlign w:val="center"/>
-            <w:tcMar>
-              <w:top w:w="80" w:type="dxa"/>
-              <w:bottom w:w="80" w:type="dxa"/>
-              <w:start w:w="120" w:type="dxa"/>
-              <w:end w:w="120" w:type="dxa"/>
-            </w:tcMar>
-          </w:tcPr>
-          <w:p>
-            <w:pPr>
-              <w:spacing w:before="0" w:after="0" w:line="264" w:lineRule="auto"/>
-            </w:pPr>
-            <w:r>
-              <w:rPr>
-                <w:rFonts w:ascii="Calibri" w:hAnsi="Calibri"/>
-                <w:b w:val="0"/>
-                <w:sz w:val="19"/>
-              </w:rPr>
-            </w:r>
-            <w:r>
-              <w:rPr>
-                <w:rFonts w:ascii="Calibri" w:hAnsi="Calibri"/>
-                <w:b w:val="0"/>
-                <w:sz w:val="19"/>
-              </w:rPr>
-              <w:t>Erfüllt</w:t>
-            </w:r>
-          </w:p>
-        </w:tc>
-      </w:tr>
-      <w:tr>
-        <w:tc>
-          <w:tcPr>
-            <w:tcW w:type="dxa" w:w="3300"/>
-            <w:vAlign w:val="center"/>
-            <w:tcMar>
-              <w:top w:w="80" w:type="dxa"/>
-              <w:bottom w:w="80" w:type="dxa"/>
-              <w:start w:w="120" w:type="dxa"/>
-              <w:end w:w="120" w:type="dxa"/>
-            </w:tcMar>
-          </w:tcPr>
-          <w:p>
-            <w:pPr>
-              <w:spacing w:before="0" w:after="0" w:line="264" w:lineRule="auto"/>
-            </w:pPr>
-            <w:r>
-              <w:rPr>
-                <w:rFonts w:ascii="Calibri" w:hAnsi="Calibri"/>
-                <w:b w:val="0"/>
-                <w:sz w:val="19"/>
-              </w:rPr>
-            </w:r>
-            <w:r>
-              <w:rPr>
-                <w:rFonts w:ascii="Calibri" w:hAnsi="Calibri"/>
-                <w:b w:val="0"/>
-                <w:sz w:val="19"/>
-              </w:rPr>
-              <w:t>Transaktionen bearbeiten und löschen</w:t>
-            </w:r>
-          </w:p>
-        </w:tc>
-        <w:tc>
-          <w:tcPr>
-            <w:tcW w:type="dxa" w:w="6060"/>
-            <w:vAlign w:val="center"/>
-            <w:tcMar>
-              <w:top w:w="80" w:type="dxa"/>
-              <w:bottom w:w="80" w:type="dxa"/>
-              <w:start w:w="120" w:type="dxa"/>
-              <w:end w:w="120" w:type="dxa"/>
-            </w:tcMar>
-          </w:tcPr>
-          <w:p>
-            <w:pPr>
-              <w:spacing w:before="0" w:after="0" w:line="264" w:lineRule="auto"/>
-            </w:pPr>
-            <w:r>
-              <w:rPr>
-                <w:rFonts w:ascii="Calibri" w:hAnsi="Calibri"/>
-                <w:b w:val="0"/>
-                <w:sz w:val="19"/>
-              </w:rPr>
-            </w:r>
-            <w:r>
-              <w:rPr>
-                <w:rFonts w:ascii="Calibri" w:hAnsi="Calibri"/>
-                <w:b w:val="0"/>
-                <w:sz w:val="19"/>
-              </w:rPr>
-              <w:t>Erfüllt</w:t>
-            </w:r>
-          </w:p>
-        </w:tc>
-      </w:tr>
-      <w:tr>
-        <w:tc>
-          <w:tcPr>
-            <w:tcW w:type="dxa" w:w="3300"/>
-            <w:vAlign w:val="center"/>
-            <w:tcMar>
-              <w:top w:w="80" w:type="dxa"/>
-              <w:bottom w:w="80" w:type="dxa"/>
-              <w:start w:w="120" w:type="dxa"/>
-              <w:end w:w="120" w:type="dxa"/>
-            </w:tcMar>
-          </w:tcPr>
-          <w:p>
-            <w:pPr>
-              <w:spacing w:before="0" w:after="0" w:line="264" w:lineRule="auto"/>
-            </w:pPr>
-            <w:r>
-              <w:rPr>
-                <w:rFonts w:ascii="Calibri" w:hAnsi="Calibri"/>
-                <w:b w:val="0"/>
-                <w:sz w:val="19"/>
-              </w:rPr>
-            </w:r>
-            <w:r>
-              <w:rPr>
-                <w:rFonts w:ascii="Calibri" w:hAnsi="Calibri"/>
-                <w:b w:val="0"/>
-                <w:sz w:val="19"/>
-              </w:rPr>
-              <w:t>Kategorien in frei wählbaren Farben</w:t>
-            </w:r>
-          </w:p>
-        </w:tc>
-        <w:tc>
-          <w:tcPr>
-            <w:tcW w:type="dxa" w:w="6060"/>
-            <w:vAlign w:val="center"/>
-            <w:tcMar>
-              <w:top w:w="80" w:type="dxa"/>
-              <w:bottom w:w="80" w:type="dxa"/>
-              <w:start w:w="120" w:type="dxa"/>
-              <w:end w:w="120" w:type="dxa"/>
-            </w:tcMar>
-          </w:tcPr>
-          <w:p>
-            <w:pPr>
-              <w:spacing w:before="0" w:after="0" w:line="264" w:lineRule="auto"/>
-            </w:pPr>
-            <w:r>
-              <w:rPr>
-                <w:rFonts w:ascii="Calibri" w:hAnsi="Calibri"/>
-                <w:b w:val="0"/>
-                <w:sz w:val="19"/>
-              </w:rPr>
-            </w:r>
-            <w:r>
-              <w:rPr>
-                <w:rFonts w:ascii="Calibri" w:hAnsi="Calibri"/>
-                <w:b w:val="0"/>
-                <w:sz w:val="19"/>
-              </w:rPr>
-              <w:t>Erfüllt</w:t>
-            </w:r>
-          </w:p>
-        </w:tc>
-      </w:tr>
-      <w:tr>
-        <w:tc>
-          <w:tcPr>
-            <w:tcW w:type="dxa" w:w="3300"/>
-            <w:vAlign w:val="center"/>
-            <w:tcMar>
-              <w:top w:w="80" w:type="dxa"/>
-              <w:bottom w:w="80" w:type="dxa"/>
-              <w:start w:w="120" w:type="dxa"/>
-              <w:end w:w="120" w:type="dxa"/>
-            </w:tcMar>
-          </w:tcPr>
-          <w:p>
-            <w:pPr>
-              <w:spacing w:before="0" w:after="0" w:line="264" w:lineRule="auto"/>
-            </w:pPr>
-            <w:r>
-              <w:rPr>
-                <w:rFonts w:ascii="Calibri" w:hAnsi="Calibri"/>
-                <w:b w:val="0"/>
-                <w:sz w:val="19"/>
-              </w:rPr>
-            </w:r>
-            <w:r>
-              <w:rPr>
-                <w:rFonts w:ascii="Calibri" w:hAnsi="Calibri"/>
-                <w:b w:val="0"/>
-                <w:sz w:val="19"/>
-              </w:rPr>
-              <w:t>Suche sowie Filter nach Datum, Kategorie und Betrag</w:t>
-            </w:r>
-          </w:p>
-        </w:tc>
-        <w:tc>
-          <w:tcPr>
-            <w:tcW w:type="dxa" w:w="6060"/>
-            <w:vAlign w:val="center"/>
-            <w:tcMar>
-              <w:top w:w="80" w:type="dxa"/>
-              <w:bottom w:w="80" w:type="dxa"/>
-              <w:start w:w="120" w:type="dxa"/>
-              <w:end w:w="120" w:type="dxa"/>
-            </w:tcMar>
-          </w:tcPr>
-          <w:p>
-            <w:pPr>
-              <w:spacing w:before="0" w:after="0" w:line="264" w:lineRule="auto"/>
-            </w:pPr>
-            <w:r>
-              <w:rPr>
-                <w:rFonts w:ascii="Calibri" w:hAnsi="Calibri"/>
-                <w:b w:val="0"/>
-                <w:sz w:val="19"/>
-              </w:rPr>
-            </w:r>
-            <w:r>
-              <w:rPr>
-                <w:rFonts w:ascii="Calibri" w:hAnsi="Calibri"/>
-                <w:b w:val="0"/>
-                <w:sz w:val="19"/>
-              </w:rPr>
-              <w:t>Erfüllt</w:t>
-            </w:r>
-          </w:p>
-        </w:tc>
-      </w:tr>
-      <w:tr>
-        <w:tc>
-          <w:tcPr>
-            <w:tcW w:type="dxa" w:w="3300"/>
-            <w:vAlign w:val="center"/>
-            <w:tcMar>
-              <w:top w:w="80" w:type="dxa"/>
-              <w:bottom w:w="80" w:type="dxa"/>
-              <w:start w:w="120" w:type="dxa"/>
-              <w:end w:w="120" w:type="dxa"/>
-            </w:tcMar>
-          </w:tcPr>
-          <w:p>
-            <w:pPr>
-              <w:spacing w:before="0" w:after="0" w:line="264" w:lineRule="auto"/>
-            </w:pPr>
-            <w:r>
-              <w:rPr>
-                <w:rFonts w:ascii="Calibri" w:hAnsi="Calibri"/>
-                <w:b w:val="0"/>
-                <w:sz w:val="19"/>
-              </w:rPr>
-            </w:r>
-            <w:r>
-              <w:rPr>
-                <w:rFonts w:ascii="Calibri" w:hAnsi="Calibri"/>
-                <w:b w:val="0"/>
-                <w:sz w:val="19"/>
-              </w:rPr>
-              <w:t>Filter einfach zurücksetzen</w:t>
-            </w:r>
-          </w:p>
-        </w:tc>
-        <w:tc>
-          <w:tcPr>
-            <w:tcW w:type="dxa" w:w="6060"/>
-            <w:vAlign w:val="center"/>
-            <w:tcMar>
-              <w:top w:w="80" w:type="dxa"/>
-              <w:bottom w:w="80" w:type="dxa"/>
-              <w:start w:w="120" w:type="dxa"/>
-              <w:end w:w="120" w:type="dxa"/>
-            </w:tcMar>
-          </w:tcPr>
-          <w:p>
-            <w:pPr>
-              <w:spacing w:before="0" w:after="0" w:line="264" w:lineRule="auto"/>
-            </w:pPr>
-            <w:r>
-              <w:rPr>
-                <w:rFonts w:ascii="Calibri" w:hAnsi="Calibri"/>
-                <w:b w:val="0"/>
-                <w:sz w:val="19"/>
-              </w:rPr>
-            </w:r>
-            <w:r>
-              <w:rPr>
-                <w:rFonts w:ascii="Calibri" w:hAnsi="Calibri"/>
-                <w:b w:val="0"/>
-                <w:sz w:val="19"/>
-              </w:rPr>
-              <w:t>Erfüllt</w:t>
-            </w:r>
-          </w:p>
-        </w:tc>
-      </w:tr>
-      <w:tr>
-        <w:tc>
-          <w:tcPr>
-            <w:tcW w:type="dxa" w:w="3300"/>
-            <w:vAlign w:val="center"/>
-            <w:tcMar>
-              <w:top w:w="80" w:type="dxa"/>
-              <w:bottom w:w="80" w:type="dxa"/>
-              <w:start w:w="120" w:type="dxa"/>
-              <w:end w:w="120" w:type="dxa"/>
-            </w:tcMar>
-          </w:tcPr>
-          <w:p>
-            <w:pPr>
-              <w:spacing w:before="0" w:after="0" w:line="264" w:lineRule="auto"/>
-            </w:pPr>
-            <w:r>
-              <w:rPr>
-                <w:rFonts w:ascii="Calibri" w:hAnsi="Calibri"/>
-                <w:b w:val="0"/>
-                <w:sz w:val="19"/>
-              </w:rPr>
-            </w:r>
-            <w:r>
-              <w:rPr>
-                <w:rFonts w:ascii="Calibri" w:hAnsi="Calibri"/>
-                <w:b w:val="0"/>
-                <w:sz w:val="19"/>
-              </w:rPr>
-              <w:t>Sortierung nach Datum und Betrag</w:t>
-            </w:r>
-          </w:p>
-        </w:tc>
-        <w:tc>
-          <w:tcPr>
-            <w:tcW w:type="dxa" w:w="6060"/>
-            <w:vAlign w:val="center"/>
-            <w:tcMar>
-              <w:top w:w="80" w:type="dxa"/>
-              <w:bottom w:w="80" w:type="dxa"/>
-              <w:start w:w="120" w:type="dxa"/>
-              <w:end w:w="120" w:type="dxa"/>
-            </w:tcMar>
-          </w:tcPr>
-          <w:p>
-            <w:pPr>
-              <w:spacing w:before="0" w:after="0" w:line="264" w:lineRule="auto"/>
-            </w:pPr>
-            <w:r>
-              <w:rPr>
-                <w:rFonts w:ascii="Calibri" w:hAnsi="Calibri"/>
-                <w:b w:val="0"/>
-                <w:sz w:val="19"/>
-              </w:rPr>
-            </w:r>
-            <w:r>
-              <w:rPr>
-                <w:rFonts w:ascii="Calibri" w:hAnsi="Calibri"/>
-                <w:b w:val="0"/>
-                <w:sz w:val="19"/>
-              </w:rPr>
-              <w:t>Erfüllt</w:t>
-            </w:r>
-          </w:p>
-        </w:tc>
-      </w:tr>
-      <w:tr>
-        <w:tc>
-          <w:tcPr>
-            <w:tcW w:type="dxa" w:w="3300"/>
-            <w:vAlign w:val="center"/>
-            <w:tcMar>
-              <w:top w:w="80" w:type="dxa"/>
-              <w:bottom w:w="80" w:type="dxa"/>
-              <w:start w:w="120" w:type="dxa"/>
-              <w:end w:w="120" w:type="dxa"/>
-            </w:tcMar>
-          </w:tcPr>
-          <w:p>
-            <w:pPr>
-              <w:spacing w:before="0" w:after="0" w:line="264" w:lineRule="auto"/>
-            </w:pPr>
-            <w:r>
-              <w:rPr>
-                <w:rFonts w:ascii="Calibri" w:hAnsi="Calibri"/>
-                <w:b w:val="0"/>
-                <w:sz w:val="19"/>
-              </w:rPr>
-            </w:r>
-            <w:r>
-              <w:rPr>
-                <w:rFonts w:ascii="Calibri" w:hAnsi="Calibri"/>
-                <w:b w:val="0"/>
-                <w:sz w:val="19"/>
-              </w:rPr>
-              <w:t>Tägliche, wöchentliche und monatliche Berichte</w:t>
-            </w:r>
-          </w:p>
-        </w:tc>
-        <w:tc>
-          <w:tcPr>
-            <w:tcW w:type="dxa" w:w="6060"/>
-            <w:vAlign w:val="center"/>
-            <w:tcMar>
-              <w:top w:w="80" w:type="dxa"/>
-              <w:bottom w:w="80" w:type="dxa"/>
-              <w:start w:w="120" w:type="dxa"/>
-              <w:end w:w="120" w:type="dxa"/>
-            </w:tcMar>
-          </w:tcPr>
-          <w:p>
-            <w:pPr>
-              <w:spacing w:before="0" w:after="0" w:line="264" w:lineRule="auto"/>
-            </w:pPr>
-            <w:r>
-              <w:rPr>
-                <w:rFonts w:ascii="Calibri" w:hAnsi="Calibri"/>
-                <w:b w:val="0"/>
-                <w:sz w:val="19"/>
-              </w:rPr>
-            </w:r>
-            <w:r>
-              <w:rPr>
-                <w:rFonts w:ascii="Calibri" w:hAnsi="Calibri"/>
-                <w:b w:val="0"/>
-                <w:sz w:val="19"/>
-              </w:rPr>
-              <w:t>Erfüllt</w:t>
-            </w:r>
-          </w:p>
-        </w:tc>
-      </w:tr>
-      <w:tr>
-        <w:tc>
-          <w:tcPr>
-            <w:tcW w:type="dxa" w:w="3300"/>
-            <w:vAlign w:val="center"/>
-            <w:tcMar>
-              <w:top w:w="80" w:type="dxa"/>
-              <w:bottom w:w="80" w:type="dxa"/>
-              <w:start w:w="120" w:type="dxa"/>
-              <w:end w:w="120" w:type="dxa"/>
-            </w:tcMar>
-          </w:tcPr>
-          <w:p>
-            <w:pPr>
-              <w:spacing w:before="0" w:after="0" w:line="264" w:lineRule="auto"/>
-            </w:pPr>
-            <w:r>
-              <w:rPr>
-                <w:rFonts w:ascii="Calibri" w:hAnsi="Calibri"/>
-                <w:b w:val="0"/>
-                <w:sz w:val="19"/>
-              </w:rPr>
-            </w:r>
-            <w:r>
-              <w:rPr>
-                <w:rFonts w:ascii="Calibri" w:hAnsi="Calibri"/>
-                <w:b w:val="0"/>
-                <w:sz w:val="19"/>
-              </w:rPr>
-              <w:t>Lokale Datenspeicherung</w:t>
-            </w:r>
-          </w:p>
-        </w:tc>
-        <w:tc>
-          <w:tcPr>
-            <w:tcW w:type="dxa" w:w="6060"/>
-            <w:vAlign w:val="center"/>
-            <w:tcMar>
-              <w:top w:w="80" w:type="dxa"/>
-              <w:bottom w:w="80" w:type="dxa"/>
-              <w:start w:w="120" w:type="dxa"/>
-              <w:end w:w="120" w:type="dxa"/>
-            </w:tcMar>
-          </w:tcPr>
-          <w:p>
-            <w:pPr>
-              <w:spacing w:before="0" w:after="0" w:line="264" w:lineRule="auto"/>
-            </w:pPr>
-            <w:r>
-              <w:rPr>
-                <w:rFonts w:ascii="Calibri" w:hAnsi="Calibri"/>
-                <w:b w:val="0"/>
-                <w:sz w:val="19"/>
-              </w:rPr>
-            </w:r>
-            <w:r>
-              <w:rPr>
-                <w:rFonts w:ascii="Calibri" w:hAnsi="Calibri"/>
-                <w:b w:val="0"/>
-                <w:sz w:val="19"/>
-              </w:rPr>
-              <w:t>Erfüllt (JSON-Datei)</w:t>
-            </w:r>
-          </w:p>
-        </w:tc>
-      </w:tr>
-      <w:tr>
-        <w:tc>
-          <w:tcPr>
-            <w:tcW w:type="dxa" w:w="3300"/>
-            <w:vAlign w:val="center"/>
-            <w:tcMar>
-              <w:top w:w="80" w:type="dxa"/>
-              <w:bottom w:w="80" w:type="dxa"/>
-              <w:start w:w="120" w:type="dxa"/>
-              <w:end w:w="120" w:type="dxa"/>
-            </w:tcMar>
-          </w:tcPr>
-          <w:p>
-            <w:pPr>
-              <w:spacing w:before="0" w:after="0" w:line="264" w:lineRule="auto"/>
-            </w:pPr>
-            <w:r>
-              <w:rPr>
-                <w:rFonts w:ascii="Calibri" w:hAnsi="Calibri"/>
-                <w:b w:val="0"/>
-                <w:sz w:val="19"/>
-              </w:rPr>
-            </w:r>
-            <w:r>
-              <w:rPr>
-                <w:rFonts w:ascii="Calibri" w:hAnsi="Calibri"/>
-                <w:b w:val="0"/>
-                <w:sz w:val="19"/>
-              </w:rPr>
-              <w:t>Prüfung beim Löschen verwendeter Kategorien</w:t>
-            </w:r>
-          </w:p>
-        </w:tc>
-        <w:tc>
-          <w:tcPr>
-            <w:tcW w:type="dxa" w:w="6060"/>
-            <w:vAlign w:val="center"/>
-            <w:tcMar>
-              <w:top w:w="80" w:type="dxa"/>
-              <w:bottom w:w="80" w:type="dxa"/>
-              <w:start w:w="120" w:type="dxa"/>
-              <w:end w:w="120" w:type="dxa"/>
-            </w:tcMar>
-          </w:tcPr>
-          <w:p>
-            <w:pPr>
-              <w:spacing w:before="0" w:after="0" w:line="264" w:lineRule="auto"/>
-            </w:pPr>
-            <w:r>
-              <w:rPr>
-                <w:rFonts w:ascii="Calibri" w:hAnsi="Calibri"/>
-                <w:b w:val="0"/>
-                <w:sz w:val="19"/>
-              </w:rPr>
-            </w:r>
-            <w:r>
-              <w:rPr>
-                <w:rFonts w:ascii="Calibri" w:hAnsi="Calibri"/>
-                <w:b w:val="0"/>
-                <w:sz w:val="19"/>
-              </w:rPr>
-              <w:t>Erfüllt</w:t>
-            </w:r>
-          </w:p>
-        </w:tc>
-      </w:tr>
-      <w:tr>
-        <w:tc>
-          <w:tcPr>
-            <w:tcW w:type="dxa" w:w="3300"/>
-            <w:vAlign w:val="center"/>
-            <w:tcMar>
-              <w:top w:w="80" w:type="dxa"/>
-              <w:bottom w:w="80" w:type="dxa"/>
-              <w:start w:w="120" w:type="dxa"/>
-              <w:end w:w="120" w:type="dxa"/>
-            </w:tcMar>
-          </w:tcPr>
-          <w:p>
-            <w:pPr>
-              <w:spacing w:before="0" w:after="0" w:line="264" w:lineRule="auto"/>
-            </w:pPr>
-            <w:r>
-              <w:rPr>
-                <w:rFonts w:ascii="Calibri" w:hAnsi="Calibri"/>
-                <w:b w:val="0"/>
-                <w:sz w:val="19"/>
-              </w:rPr>
-            </w:r>
-            <w:r>
-              <w:rPr>
-                <w:rFonts w:ascii="Calibri" w:hAnsi="Calibri"/>
-                <w:b w:val="0"/>
-                <w:sz w:val="19"/>
-              </w:rPr>
-              <w:t>Neu angelegte Kategorie erscheint in Auswahl</w:t>
-            </w:r>
-          </w:p>
-        </w:tc>
-        <w:tc>
-          <w:tcPr>
-            <w:tcW w:type="dxa" w:w="6060"/>
-            <w:vAlign w:val="center"/>
-            <w:tcMar>
-              <w:top w:w="80" w:type="dxa"/>
-              <w:bottom w:w="80" w:type="dxa"/>
-              <w:start w:w="120" w:type="dxa"/>
-              <w:end w:w="120" w:type="dxa"/>
-            </w:tcMar>
-          </w:tcPr>
-          <w:p>
-            <w:pPr>
-              <w:spacing w:before="0" w:after="0" w:line="264" w:lineRule="auto"/>
-            </w:pPr>
-            <w:r>
-              <w:rPr>
-                <w:rFonts w:ascii="Calibri" w:hAnsi="Calibri"/>
-                <w:b w:val="0"/>
-                <w:sz w:val="19"/>
-              </w:rPr>
-            </w:r>
-            <w:r>
-              <w:rPr>
-                <w:rFonts w:ascii="Calibri" w:hAnsi="Calibri"/>
-                <w:b w:val="0"/>
-                <w:sz w:val="19"/>
-              </w:rPr>
-              <w:t>Erfüllt</w:t>
-            </w:r>
-          </w:p>
-        </w:tc>
-      </w:tr>
-      <w:tr>
-        <w:tc>
-          <w:tcPr>
-            <w:tcW w:type="dxa" w:w="3300"/>
-            <w:vAlign w:val="center"/>
-            <w:tcMar>
-              <w:top w:w="80" w:type="dxa"/>
-              <w:bottom w:w="80" w:type="dxa"/>
-              <w:start w:w="120" w:type="dxa"/>
-              <w:end w:w="120" w:type="dxa"/>
-            </w:tcMar>
-          </w:tcPr>
-          <w:p>
-            <w:pPr>
-              <w:spacing w:before="0" w:after="0" w:line="264" w:lineRule="auto"/>
-            </w:pPr>
-            <w:r>
-              <w:rPr>
-                <w:rFonts w:ascii="Calibri" w:hAnsi="Calibri"/>
-                <w:b w:val="0"/>
-                <w:sz w:val="19"/>
-              </w:rPr>
-            </w:r>
-            <w:r>
-              <w:rPr>
-                <w:rFonts w:ascii="Calibri" w:hAnsi="Calibri"/>
-                <w:b w:val="0"/>
-                <w:sz w:val="19"/>
-              </w:rPr>
-              <w:t>Durchschnitt und größter Betrag, auch für gefilterten Tag</w:t>
-            </w:r>
-          </w:p>
-        </w:tc>
-        <w:tc>
-          <w:tcPr>
-            <w:tcW w:type="dxa" w:w="6060"/>
-            <w:vAlign w:val="center"/>
-            <w:tcMar>
-              <w:top w:w="80" w:type="dxa"/>
-              <w:bottom w:w="80" w:type="dxa"/>
-              <w:start w:w="120" w:type="dxa"/>
-              <w:end w:w="120" w:type="dxa"/>
-            </w:tcMar>
-          </w:tcPr>
-          <w:p>
-            <w:pPr>
-              <w:spacing w:before="0" w:after="0" w:line="264" w:lineRule="auto"/>
-            </w:pPr>
-            <w:r>
-              <w:rPr>
-                <w:rFonts w:ascii="Calibri" w:hAnsi="Calibri"/>
-                <w:b w:val="0"/>
-                <w:sz w:val="19"/>
-              </w:rPr>
-            </w:r>
-            <w:r>
-              <w:rPr>
-                <w:rFonts w:ascii="Calibri" w:hAnsi="Calibri"/>
-                <w:b w:val="0"/>
-                <w:sz w:val="19"/>
-              </w:rPr>
-              <w:t>Erfüllt</w:t>
-            </w:r>
-          </w:p>
-        </w:tc>
-      </w:tr>
-      <w:tr>
-        <w:tc>
-          <w:tcPr>
-            <w:tcW w:type="dxa" w:w="3300"/>
-            <w:vAlign w:val="center"/>
-            <w:tcMar>
-              <w:top w:w="80" w:type="dxa"/>
-              <w:bottom w:w="80" w:type="dxa"/>
-              <w:start w:w="120" w:type="dxa"/>
-              <w:end w:w="120" w:type="dxa"/>
-            </w:tcMar>
-          </w:tcPr>
-          <w:p>
-            <w:pPr>
-              <w:spacing w:before="0" w:after="0" w:line="264" w:lineRule="auto"/>
-            </w:pPr>
-            <w:r>
-              <w:rPr>
-                <w:rFonts w:ascii="Calibri" w:hAnsi="Calibri"/>
-                <w:b w:val="0"/>
-                <w:sz w:val="19"/>
-              </w:rPr>
-            </w:r>
-            <w:r>
-              <w:rPr>
-                <w:rFonts w:ascii="Calibri" w:hAnsi="Calibri"/>
-                <w:b w:val="0"/>
-                <w:sz w:val="19"/>
-              </w:rPr>
-              <w:t>Registrierung und Anmeldung</w:t>
-            </w:r>
-          </w:p>
-        </w:tc>
-        <w:tc>
-          <w:tcPr>
-            <w:tcW w:type="dxa" w:w="6060"/>
-            <w:vAlign w:val="center"/>
-            <w:tcMar>
-              <w:top w:w="80" w:type="dxa"/>
-              <w:bottom w:w="80" w:type="dxa"/>
-              <w:start w:w="120" w:type="dxa"/>
-              <w:end w:w="120" w:type="dxa"/>
-            </w:tcMar>
-          </w:tcPr>
-          <w:p>
-            <w:pPr>
-              <w:spacing w:before="0" w:after="0" w:line="264" w:lineRule="auto"/>
-            </w:pPr>
-            <w:r>
-              <w:rPr>
-                <w:rFonts w:ascii="Calibri" w:hAnsi="Calibri"/>
-                <w:b w:val="0"/>
-                <w:sz w:val="19"/>
-              </w:rPr>
-            </w:r>
-            <w:r>
-              <w:rPr>
-                <w:rFonts w:ascii="Calibri" w:hAnsi="Calibri"/>
-                <w:b w:val="0"/>
-                <w:sz w:val="19"/>
-              </w:rPr>
-              <w:t>Nicht umgesetzt; laut Angabe optional</w:t>
-            </w:r>
-          </w:p>
-        </w:tc>
-      </w:tr>
-    </w:tbl>
-    <w:p>
-      <w:pPr>
-        <w:spacing w:before="0" w:after="40"/>
-      </w:pPr>
     </w:p>
     <w:p>
       <w:pPr>
-        <w:pStyle w:val="Heading1"/>
+        <w:pStyle w:val="ListBullet"/>
       </w:pPr>
       <w:r>
-        <w:t>Datenmodell</w:t>
+        <w:t>Buchungen anlegen, bearbeiten und löschen</w:t>
       </w:r>
     </w:p>
-    <w:tbl>
-      <w:tblPr>
-        <w:tblStyle w:val="TableGrid"/>
-        <w:tblW w:type="dxa" w:w="9360"/>
-        <w:jc w:val="left"/>
-        <w:tblLayout w:type="fixed"/>
-        <w:tblLook w:firstColumn="1" w:firstRow="1" w:lastColumn="0" w:lastRow="0" w:noHBand="0" w:noVBand="1" w:val="04A0"/>
-        <w:tblInd w:w="120" w:type="dxa"/>
-      </w:tblPr>
-      <w:tblGrid>
-        <w:gridCol w:w="9360"/>
-      </w:tblGrid>
-      <w:tr>
-        <w:trPr>
-          <w:cantSplit w:val="true"/>
-        </w:trPr>
-        <w:tc>
-          <w:tcPr>
-            <w:tcW w:type="dxa" w:w="9360"/>
-            <w:shd w:fill="F4F6F9"/>
-            <w:tcMar>
-              <w:top w:w="80" w:type="dxa"/>
-              <w:bottom w:w="80" w:type="dxa"/>
-              <w:start w:w="120" w:type="dxa"/>
-              <w:end w:w="120" w:type="dxa"/>
-            </w:tcMar>
-            <w:vAlign w:val="center"/>
-          </w:tcPr>
-          <w:p>
-            <w:pPr>
-              <w:spacing w:before="0" w:after="0" w:line="240" w:lineRule="auto"/>
-            </w:pPr>
-            <w:r>
-              <w:rPr>
-                <w:rFonts w:ascii="Consolas" w:hAnsi="Consolas"/>
-                <w:color w:val="323232"/>
-                <w:sz w:val="17"/>
-              </w:rPr>
-              <w:t>Kategorie                         Kassenbuchung</w:t>
-              <w:br/>
-              <w:t>------------------                -----------------------</w:t>
-              <w:br/>
-              <w:t>Id                  1 ---- n Id</w:t>
-              <w:br/>
-              <w:t>Name (eindeutig)                  Belegnummer (eindeutig)</w:t>
-              <w:br/>
-              <w:t>Farbe                             Datum</w:t>
-              <w:br/>
-              <w:t xml:space="preserve">                                  Buchungstext</w:t>
-              <w:br/>
-              <w:t xml:space="preserve">                                  Einnahme</w:t>
-              <w:br/>
-              <w:t xml:space="preserve">                                  Ausgabe</w:t>
-              <w:br/>
-              <w:t xml:space="preserve">                                  KategorieId</w:t>
-            </w:r>
-          </w:p>
-        </w:tc>
-      </w:tr>
-    </w:tbl>
     <w:p>
       <w:pPr>
-        <w:spacing w:after="40"/>
+        <w:pStyle w:val="ListBullet"/>
       </w:pPr>
+      <w:r>
+        <w:t>Einnahmen und Ausgaben getrennt erfassen</w:t>
+      </w:r>
     </w:p>
     <w:p>
+      <w:pPr>
+        <w:pStyle w:val="ListBullet"/>
+      </w:pPr>
       <w:r>
-        <w:t>Eine Kategorie kann mehreren Buchungen zugeordnet sein. Eine verwendete Kategorie darf nicht gelöscht werden, damit keine ungültigen Buchungen entstehen.</w:t>
+        <w:t>Kategorien anlegen und auswählen</w:t>
+      </w:r>
+    </w:p>
+    <w:p>
+      <w:pPr>
+        <w:pStyle w:val="ListBullet"/>
+      </w:pPr>
+      <w:r>
+        <w:t>Nach Text, Datum, Kategorie oder Betrag filtern</w:t>
+      </w:r>
+    </w:p>
+    <w:p>
+      <w:pPr>
+        <w:pStyle w:val="ListBullet"/>
+      </w:pPr>
+      <w:r>
+        <w:t>Nach Datum oder Betrag sortieren</w:t>
+      </w:r>
+    </w:p>
+    <w:p>
+      <w:pPr>
+        <w:pStyle w:val="ListBullet"/>
+      </w:pPr>
+      <w:r>
+        <w:t>Summen und einfache Berichte anzeigen</w:t>
       </w:r>
     </w:p>
     <w:p>
@@ -1168,7 +103,33 @@
         <w:pStyle w:val="Heading1"/>
       </w:pPr>
       <w:r>
-        <w:t>Wichtigste Anwendungsbestandteile</w:t>
+        <w:t>Einfacher Programmaufbau</w:t>
+      </w:r>
+    </w:p>
+    <w:p>
+      <w:r>
+        <w:t>Der HomeController nimmt Eingaben aus den Formularen entgegen. Der KassabuchService prüft die Eingaben, berechnet die Summen und speichert die Daten. Die Klassen Kassenbuchung und Kategorie beschreiben die gespeicherten Werte.</w:t>
+      </w:r>
+    </w:p>
+    <w:p>
+      <w:pPr>
+        <w:pStyle w:val="Heading1"/>
+      </w:pPr>
+      <w:r>
+        <w:t>Daten speichern</w:t>
+      </w:r>
+    </w:p>
+    <w:p>
+      <w:r>
+        <w:t>Beim ersten Start wird kassabuch-daten.json im Projektordner erstellt. Darin stehen die Buchungen und Kategorien. So wird kein zusätzliches Datenbankpaket gebraucht.</w:t>
+      </w:r>
+    </w:p>
+    <w:p>
+      <w:pPr>
+        <w:pStyle w:val="Heading1"/>
+      </w:pPr>
+      <w:r>
+        <w:t>Wichtige Prüfungen</w:t>
       </w:r>
     </w:p>
     <w:p>
@@ -1176,13 +137,7 @@
         <w:pStyle w:val="ListBullet"/>
       </w:pPr>
       <w:r>
-        <w:rPr>
-          <w:b/>
-        </w:rPr>
-        <w:t>HomeController:</w:t>
-      </w:r>
-      <w:r>
-        <w:t xml:space="preserve"> Nimmt Formularwerte entgegen, prüft den Zustand und zeigt passende Erfolg- oder Fehlermeldungen. Der Controller enthält absichtlich keine Berechnungslogik.</w:t>
+        <w:t>Eine Belegnummer darf nur einmal vorkommen.</w:t>
       </w:r>
     </w:p>
     <w:p>
@@ -1190,13 +145,7 @@
         <w:pStyle w:val="ListBullet"/>
       </w:pPr>
       <w:r>
-        <w:rPr>
-          <w:b/>
-        </w:rPr>
-        <w:t>KassabuchService:</w:t>
-      </w:r>
-      <w:r>
-        <w:t xml:space="preserve"> Führt Dateizugriffe, Filter, Sortierungen, Statistik, Salden und Berichte aus. Dadurch bleiben Controller und Ansicht übersichtlich.</w:t>
+        <w:t>Eine Buchung ist entweder eine Einnahme oder eine Ausgabe.</w:t>
       </w:r>
     </w:p>
     <w:p>
@@ -1204,25 +153,15 @@
         <w:pStyle w:val="ListBullet"/>
       </w:pPr>
       <w:r>
-        <w:rPr>
-          <w:b/>
-        </w:rPr>
-        <w:t>KassabuchDatei: Bündelt Buchungen und Kategorien für die Speicherung als JSON.</w:t>
+        <w:t>Pflichtfelder und das späteste Datum werden geprüft.</w:t>
       </w:r>
-      <w:r/>
     </w:p>
     <w:p>
       <w:pPr>
         <w:pStyle w:val="ListBullet"/>
       </w:pPr>
       <w:r>
-        <w:rPr>
-          <w:b/>
-        </w:rPr>
-        <w:t>Razor-Ansicht:</w:t>
-      </w:r>
-      <w:r>
-        <w:t xml:space="preserve"> Zeigt Dashboard, Filter, Tabelle, Berichte und Formulare auf einer Seite an.</w:t>
+        <w:t>Eine verwendete Kategorie kann nicht gelöscht werden.</w:t>
       </w:r>
     </w:p>
     <w:p>
@@ -1230,203 +169,19 @@
         <w:pStyle w:val="Heading1"/>
       </w:pPr>
       <w:r>
-        <w:t>Wo Datum und Zeichenlimits geändert werden</w:t>
+        <w:t>Skizze</w:t>
       </w:r>
     </w:p>
     <w:p>
       <w:r>
-        <w:t xml:space="preserve">Alle prüfungsrelevanten Grenzwerte stehen in </w:t>
-      </w:r>
-      <w:r>
-        <w:rPr>
-          <w:rFonts w:ascii="Consolas" w:hAnsi="Consolas"/>
-          <w:color w:val="1F4D78"/>
-          <w:sz w:val="19"/>
-        </w:rPr>
-        <w:t>Konfiguration/PruefungsEinstellungen.cs</w:t>
-      </w:r>
-      <w:r>
-        <w:t>:</w:t>
-      </w:r>
-    </w:p>
-    <w:tbl>
-      <w:tblPr>
-        <w:tblStyle w:val="TableGrid"/>
-        <w:tblW w:type="dxa" w:w="9360"/>
-        <w:jc w:val="left"/>
-        <w:tblLayout w:type="fixed"/>
-        <w:tblLook w:firstColumn="1" w:firstRow="1" w:lastColumn="0" w:lastRow="0" w:noHBand="0" w:noVBand="1" w:val="04A0"/>
-        <w:tblInd w:w="120" w:type="dxa"/>
-      </w:tblPr>
-      <w:tblGrid>
-        <w:gridCol w:w="9360"/>
-      </w:tblGrid>
-      <w:tr>
-        <w:trPr>
-          <w:cantSplit w:val="true"/>
-        </w:trPr>
-        <w:tc>
-          <w:tcPr>
-            <w:tcW w:type="dxa" w:w="9360"/>
-            <w:shd w:fill="F4F6F9"/>
-            <w:tcMar>
-              <w:top w:w="80" w:type="dxa"/>
-              <w:bottom w:w="80" w:type="dxa"/>
-              <w:start w:w="120" w:type="dxa"/>
-              <w:end w:w="120" w:type="dxa"/>
-            </w:tcMar>
-            <w:vAlign w:val="center"/>
-          </w:tcPr>
-          <w:p>
-            <w:pPr>
-              <w:spacing w:before="0" w:after="0" w:line="240" w:lineRule="auto"/>
-            </w:pPr>
-            <w:r>
-              <w:rPr>
-                <w:rFonts w:ascii="Consolas" w:hAnsi="Consolas"/>
-                <w:color w:val="323232"/>
-                <w:sz w:val="17"/>
-              </w:rPr>
-              <w:t>public static readonly DateTime MaxDatum = new(2026, 8, 26);</w:t>
-              <w:br/>
-              <w:t>public const int BelegnummerMaxZeichen = 20;</w:t>
-              <w:br/>
-              <w:t>public const int BeschreibungMaxZeichen = 80;</w:t>
-              <w:br/>
-              <w:t>public const int KategorieMaxZeichen = 30;</w:t>
-            </w:r>
-          </w:p>
-        </w:tc>
-      </w:tr>
-    </w:tbl>
-    <w:p>
-      <w:pPr>
-        <w:spacing w:after="40"/>
-      </w:pPr>
-    </w:p>
-    <w:p>
-      <w:r>
-        <w:t>Das Datum wird im HTML-Feld begrenzt und zusätzlich auf dem Server geprüft. Ein veränderter Browserwert kann die Prüfung daher nicht umgehen.</w:t>
-      </w:r>
-    </w:p>
-    <w:p>
-      <w:pPr>
-        <w:pStyle w:val="Heading1"/>
-      </w:pPr>
-      <w:r>
-        <w:t>Fehlerbehandlung</w:t>
-      </w:r>
-    </w:p>
-    <w:p>
-      <w:pPr>
-        <w:pStyle w:val="ListBullet"/>
-      </w:pPr>
-      <w:r>
-        <w:t>Genau eine Seite einer Buchung muss größer als null sein.</w:t>
-      </w:r>
-    </w:p>
-    <w:p>
-      <w:pPr>
-        <w:pStyle w:val="ListBullet"/>
-      </w:pPr>
-      <w:r>
-        <w:t>Belegnummern und Kategorienamen sind eindeutig.</w:t>
-      </w:r>
-    </w:p>
-    <w:p>
-      <w:pPr>
-        <w:pStyle w:val="ListBullet"/>
-      </w:pPr>
-      <w:r>
-        <w:t>Pflichtfelder und Zeichenlimits werden geprüft.</w:t>
-      </w:r>
-    </w:p>
-    <w:p>
-      <w:pPr>
-        <w:pStyle w:val="ListBullet"/>
-      </w:pPr>
-      <w:r>
-        <w:t>Ein Datum nach dem 26.08.2026 wird abgelehnt.</w:t>
-      </w:r>
-    </w:p>
-    <w:p>
-      <w:pPr>
-        <w:pStyle w:val="ListBullet"/>
-      </w:pPr>
-      <w:r>
-        <w:t>Verwendete Kategorien können nicht gelöscht werden.</w:t>
-      </w:r>
-    </w:p>
-    <w:p>
-      <w:pPr>
-        <w:pStyle w:val="ListBullet"/>
-      </w:pPr>
-      <w:r>
-        <w:t>Leere Filterergebnisse werden verständlich angezeigt.</w:t>
-      </w:r>
-    </w:p>
-    <w:p>
-      <w:pPr>
-        <w:pStyle w:val="Heading1"/>
-      </w:pPr>
-      <w:r>
-        <w:t>Datenhaltung</w:t>
+        <w:t>Die Skizze zeigt die geplante Aufteilung mit Übersicht, Filtern, Buchungen und Eingabeformular.</w:t>
       </w:r>
     </w:p>
     <w:p>
       <w:r>
-        <w:t>Die Datei kassabuch-daten.json wird beim ersten Start im Projektordner erstellt. KassabuchSeeder liefert dafür einmalig die Beispieldaten. Alle Beispielbuchungen liegen spätestens am 26.08.2026.</w:t>
-      </w:r>
-      <w:r>
-        <w:rPr>
-          <w:rFonts w:ascii="Consolas" w:hAnsi="Consolas"/>
-          <w:color w:val="1F4D78"/>
-          <w:sz w:val="19"/>
-        </w:rPr>
-      </w:r>
-      <w:r/>
-      <w:r>
-        <w:rPr>
-          <w:rFonts w:ascii="Consolas" w:hAnsi="Consolas"/>
-          <w:color w:val="1F4D78"/>
-          <w:sz w:val="19"/>
-        </w:rPr>
-      </w:r>
-      <w:r/>
-    </w:p>
-    <w:p>
-      <w:pPr>
-        <w:pStyle w:val="Heading1"/>
-      </w:pPr>
-      <w:r>
-        <w:t>Ansichtsplanung</w:t>
-      </w:r>
-    </w:p>
-    <w:p>
-      <w:r>
-        <w:t xml:space="preserve">Die Skizze befindet sich unter </w:t>
-      </w:r>
-      <w:r>
-        <w:rPr>
-          <w:rFonts w:ascii="Consolas" w:hAnsi="Consolas"/>
-          <w:color w:val="1F4D78"/>
-          <w:sz w:val="19"/>
-        </w:rPr>
-        <w:t>docs/skizze.svg</w:t>
-      </w:r>
-      <w:r>
-        <w:t>. Oben stehen Titel und Kontostand, darunter Kennzahlen und Filter. Die Hauptfläche teilt sich in Tabelle/Bericht links und Eingabe/Kategorien rechts.</w:t>
-      </w:r>
-    </w:p>
-    <w:p>
-      <w:pPr>
-        <w:spacing w:before="160" w:after="80"/>
-        <w:jc w:val="center"/>
-      </w:pPr>
-      <w:r>
         <w:drawing>
           <wp:inline xmlns:a="http://schemas.openxmlformats.org/drawingml/2006/main" xmlns:pic="http://schemas.openxmlformats.org/drawingml/2006/picture">
-            <wp:extent cx="5715000" cy="3946525"/>
+            <wp:extent cx="5580000" cy="3853300"/>
             <wp:docPr id="1" name="Picture 1"/>
             <wp:cNvGraphicFramePr>
               <a:graphicFrameLocks noChangeAspect="1"/>
@@ -1435,11 +190,11 @@
               <a:graphicData uri="http://schemas.openxmlformats.org/drawingml/2006/picture">
                 <pic:pic>
                   <pic:nvPicPr>
-                    <pic:cNvPr id="0" name="Kassabuch-Fertig-skizze.png"/>
+                    <pic:cNvPr id="0" name="kassabuch-skizze.png"/>
                     <pic:cNvPicPr/>
                   </pic:nvPicPr>
                   <pic:blipFill>
-                    <a:blip r:embed="rId11"/>
+                    <a:blip r:embed="rId9"/>
                     <a:stretch>
                       <a:fillRect/>
                     </a:stretch>
@@ -1447,7 +202,7 @@
                   <pic:spPr>
                     <a:xfrm>
                       <a:off x="0" y="0"/>
-                      <a:ext cx="5715000" cy="3946525"/>
+                      <a:ext cx="5580000" cy="3853300"/>
                     </a:xfrm>
                     <a:prstGeom prst="rect"/>
                   </pic:spPr>
@@ -1460,81 +215,25 @@
     </w:p>
     <w:p>
       <w:pPr>
-        <w:spacing w:before="0" w:after="120"/>
         <w:jc w:val="center"/>
       </w:pPr>
       <w:r>
         <w:rPr>
-          <w:rFonts w:ascii="Calibri" w:hAnsi="Calibri"/>
           <w:i/>
-          <w:color w:val="646464"/>
+          <w:color w:val="5A5A5A"/>
           <w:sz w:val="18"/>
         </w:rPr>
-        <w:t>Ansichtsskizze</w:t>
+        <w:t>Einfache Ansichtsskizze</w:t>
       </w:r>
     </w:p>
     <w:sectPr>
-      <w:headerReference w:type="default" r:id="rId9"/>
-      <w:footerReference w:type="default" r:id="rId10"/>
-      <w:pgSz w:w="12240" w:h="15840"/>
-      <w:pgMar w:top="1440" w:right="1440" w:bottom="1440" w:left="1440" w:header="708" w:footer="708" w:gutter="0"/>
+      <w:pgSz w:w="11906" w:h="16838"/>
+      <w:pgMar w:top="1134" w:right="1247" w:bottom="1134" w:left="1247" w:header="720" w:footer="720" w:gutter="0"/>
       <w:cols w:space="720"/>
       <w:docGrid w:linePitch="360"/>
     </w:sectPr>
   </w:body>
 </w:document>
-</file>
-
-<file path=word/footer1.xml><?xml version="1.0" encoding="utf-8"?>
-<w:ftr xmlns:m="http://schemas.openxmlformats.org/officeDocument/2006/math" xmlns:mc="http://schemas.openxmlformats.org/markup-compatibility/2006" xmlns:mo="http://schemas.microsoft.com/office/mac/office/2008/main" xmlns:mv="urn:schemas-microsoft-com:mac:vml" xmlns:o="urn:schemas-microsoft-com:office:office" xmlns:r="http://schemas.openxmlformats.org/officeDocument/2006/relationships" xmlns:v="urn:schemas-microsoft-com:vml" xmlns:w10="urn:schemas-microsoft-com:office:word" xmlns:w14="http://schemas.microsoft.com/office/word/2010/wordml" xmlns:w="http://schemas.openxmlformats.org/wordprocessingml/2006/main" xmlns:wne="http://schemas.microsoft.com/office/word/2006/wordml" xmlns:wp14="http://schemas.microsoft.com/office/word/2010/wordprocessingDrawing" xmlns:wp="http://schemas.openxmlformats.org/drawingml/2006/wordprocessingDrawing" xmlns:wpc="http://schemas.microsoft.com/office/word/2010/wordprocessingCanvas" xmlns:wpg="http://schemas.microsoft.com/office/word/2010/wordprocessingGroup" xmlns:wpi="http://schemas.microsoft.com/office/word/2010/wordprocessingInk" xmlns:wps="http://schemas.microsoft.com/office/word/2010/wordprocessingShape" mc:Ignorable="w14 wp14">
-  <w:p>
-    <w:pPr>
-      <w:pStyle w:val="Footer"/>
-      <w:spacing w:before="0" w:after="0"/>
-      <w:jc w:val="center"/>
-    </w:pPr>
-    <w:r>
-      <w:rPr>
-        <w:rFonts w:ascii="Calibri" w:hAnsi="Calibri"/>
-        <w:color w:val="646464"/>
-        <w:sz w:val="18"/>
-      </w:rPr>
-      <w:t xml:space="preserve">Dokumentation  |  Seite </w:t>
-    </w:r>
-    <w:r>
-      <w:rPr>
-        <w:rFonts w:ascii="Calibri" w:hAnsi="Calibri"/>
-        <w:color w:val="646464"/>
-        <w:sz w:val="18"/>
-      </w:rPr>
-      <w:fldChar w:fldCharType="begin"/>
-      <w:instrText xml:space="preserve"> PAGE </w:instrText>
-      <w:fldChar w:fldCharType="separate"/>
-      <w:t>1</w:t>
-      <w:fldChar w:fldCharType="end"/>
-    </w:r>
-  </w:p>
-</w:ftr>
-</file>
-
-<file path=word/header1.xml><?xml version="1.0" encoding="utf-8"?>
-<w:hdr xmlns:m="http://schemas.openxmlformats.org/officeDocument/2006/math" xmlns:mc="http://schemas.openxmlformats.org/markup-compatibility/2006" xmlns:mo="http://schemas.microsoft.com/office/mac/office/2008/main" xmlns:mv="urn:schemas-microsoft-com:mac:vml" xmlns:o="urn:schemas-microsoft-com:office:office" xmlns:r="http://schemas.openxmlformats.org/officeDocument/2006/relationships" xmlns:v="urn:schemas-microsoft-com:vml" xmlns:w10="urn:schemas-microsoft-com:office:word" xmlns:w14="http://schemas.microsoft.com/office/word/2010/wordml" xmlns:w="http://schemas.openxmlformats.org/wordprocessingml/2006/main" xmlns:wne="http://schemas.microsoft.com/office/word/2006/wordml" xmlns:wp14="http://schemas.microsoft.com/office/word/2010/wordprocessingDrawing" xmlns:wp="http://schemas.openxmlformats.org/drawingml/2006/wordprocessingDrawing" xmlns:wpc="http://schemas.microsoft.com/office/word/2010/wordprocessingCanvas" xmlns:wpg="http://schemas.microsoft.com/office/word/2010/wordprocessingGroup" xmlns:wpi="http://schemas.microsoft.com/office/word/2010/wordprocessingInk" xmlns:wps="http://schemas.microsoft.com/office/word/2010/wordprocessingShape" mc:Ignorable="w14 wp14">
-  <w:p>
-    <w:pPr>
-      <w:pStyle w:val="Header"/>
-      <w:spacing w:after="0"/>
-      <w:jc w:val="right"/>
-    </w:pPr>
-    <w:r>
-      <w:rPr>
-        <w:rFonts w:ascii="Calibri" w:hAnsi="Calibri"/>
-        <w:color w:val="646464"/>
-        <w:sz w:val="18"/>
-      </w:rPr>
-      <w:t>Kassabuch</w:t>
-    </w:r>
-  </w:p>
-</w:hdr>
 </file>
 
 <file path=word/numbering.xml><?xml version="1.0" encoding="utf-8"?>
@@ -1901,10 +600,11 @@
     <w:qFormat/>
     <w:rsid w:val="00FC693F"/>
     <w:pPr>
-      <w:spacing w:before="0" w:after="120" w:line="300" w:lineRule="auto"/>
+      <w:spacing w:after="120" w:line="259" w:lineRule="auto"/>
     </w:pPr>
     <w:rPr>
-      <w:rFonts w:ascii="Calibri" w:hAnsi="Calibri"/>
+      <w:rFonts w:ascii="Arial" w:hAnsi="Arial"/>
+      <w:b w:val="0"/>
       <w:sz w:val="22"/>
     </w:rPr>
   </w:style>
@@ -1963,15 +663,15 @@
     <w:pPr>
       <w:keepNext/>
       <w:keepLines/>
-      <w:spacing w:before="360" w:after="200"/>
+      <w:spacing w:before="260" w:after="100"/>
       <w:outlineLvl w:val="0"/>
     </w:pPr>
     <w:rPr>
-      <w:rFonts w:asciiTheme="majorHAnsi" w:eastAsiaTheme="majorEastAsia" w:hAnsiTheme="majorHAnsi" w:cstheme="majorBidi" w:ascii="Calibri" w:hAnsi="Calibri"/>
+      <w:rFonts w:asciiTheme="majorHAnsi" w:eastAsiaTheme="majorEastAsia" w:hAnsiTheme="majorHAnsi" w:cstheme="majorBidi" w:ascii="Arial" w:hAnsi="Arial"/>
       <w:b/>
       <w:bCs/>
-      <w:color w:val="2E74B5"/>
-      <w:sz w:val="32"/>
+      <w:color w:val="1F4E79"/>
+      <w:sz w:val="28"/>
       <w:szCs w:val="28"/>
     </w:rPr>
   </w:style>
@@ -1987,15 +687,15 @@
     <w:pPr>
       <w:keepNext/>
       <w:keepLines/>
-      <w:spacing w:before="280" w:after="140"/>
+      <w:spacing w:before="180" w:after="80"/>
       <w:outlineLvl w:val="1"/>
     </w:pPr>
     <w:rPr>
-      <w:rFonts w:asciiTheme="majorHAnsi" w:eastAsiaTheme="majorEastAsia" w:hAnsiTheme="majorHAnsi" w:cstheme="majorBidi" w:ascii="Calibri" w:hAnsi="Calibri"/>
+      <w:rFonts w:asciiTheme="majorHAnsi" w:eastAsiaTheme="majorEastAsia" w:hAnsiTheme="majorHAnsi" w:cstheme="majorBidi" w:ascii="Arial" w:hAnsi="Arial"/>
       <w:b/>
       <w:bCs/>
-      <w:color w:val="2E74B5"/>
-      <w:sz w:val="26"/>
+      <w:color w:val="1F4E79"/>
+      <w:sz w:val="24"/>
       <w:szCs w:val="26"/>
     </w:rPr>
   </w:style>
@@ -2011,15 +711,14 @@
     <w:pPr>
       <w:keepNext/>
       <w:keepLines/>
-      <w:spacing w:before="200" w:after="100"/>
+      <w:spacing w:before="200" w:after="0"/>
       <w:outlineLvl w:val="2"/>
     </w:pPr>
     <w:rPr>
-      <w:rFonts w:asciiTheme="majorHAnsi" w:eastAsiaTheme="majorEastAsia" w:hAnsiTheme="majorHAnsi" w:cstheme="majorBidi" w:ascii="Calibri" w:hAnsi="Calibri"/>
+      <w:rFonts w:asciiTheme="majorHAnsi" w:eastAsiaTheme="majorEastAsia" w:hAnsiTheme="majorHAnsi" w:cstheme="majorBidi"/>
       <w:b/>
       <w:bCs/>
-      <w:color w:val="1F4D78"/>
-      <w:sz w:val="24"/>
+      <w:color w:val="4F81BD" w:themeColor="accent1"/>
     </w:rPr>
   </w:style>
   <w:style w:type="paragraph" w:styleId="Heading4">
@@ -2253,13 +952,12 @@
       <w:pBdr>
         <w:bottom w:val="single" w:sz="8" w:space="4" w:color="4F81BD" w:themeColor="accent1"/>
       </w:pBdr>
-      <w:spacing w:after="160" w:line="240" w:lineRule="auto" w:before="0"/>
+      <w:spacing w:after="300" w:line="240" w:lineRule="auto"/>
       <w:contextualSpacing/>
     </w:pPr>
     <w:rPr>
-      <w:rFonts w:asciiTheme="majorHAnsi" w:eastAsiaTheme="majorEastAsia" w:hAnsiTheme="majorHAnsi" w:cstheme="majorBidi" w:ascii="Calibri" w:hAnsi="Calibri"/>
-      <w:b/>
-      <w:color w:val="1F4D78"/>
+      <w:rFonts w:asciiTheme="majorHAnsi" w:eastAsiaTheme="majorEastAsia" w:hAnsiTheme="majorHAnsi" w:cstheme="majorBidi"/>
+      <w:color w:val="17365D" w:themeColor="text2" w:themeShade="BF"/>
       <w:spacing w:val="5"/>
       <w:kern w:val="28"/>
       <w:sz w:val="52"/>
@@ -2293,15 +991,14 @@
       <w:numPr>
         <w:ilvl w:val="1"/>
       </w:numPr>
-      <w:spacing w:before="0" w:after="160"/>
     </w:pPr>
     <w:rPr>
-      <w:rFonts w:asciiTheme="majorHAnsi" w:eastAsiaTheme="majorEastAsia" w:hAnsiTheme="majorHAnsi" w:cstheme="majorBidi" w:ascii="Calibri" w:hAnsi="Calibri"/>
+      <w:rFonts w:asciiTheme="majorHAnsi" w:eastAsiaTheme="majorEastAsia" w:hAnsiTheme="majorHAnsi" w:cstheme="majorBidi"/>
       <w:i/>
       <w:iCs/>
-      <w:color w:val="646464"/>
+      <w:color w:val="4F81BD" w:themeColor="accent1"/>
       <w:spacing w:val="15"/>
-      <w:sz w:val="28"/>
+      <w:sz w:val="24"/>
       <w:szCs w:val="24"/>
     </w:rPr>
   </w:style>
@@ -2437,12 +1134,13 @@
       <w:numPr>
         <w:numId w:val="1"/>
       </w:numPr>
-      <w:spacing w:after="80" w:line="300" w:lineRule="auto"/>
-      <w:ind w:left="540" w:hanging="271"/>
+      <w:spacing w:after="60"/>
+      <w:ind w:left="369" w:hanging="198"/>
       <w:contextualSpacing/>
     </w:pPr>
     <w:rPr>
-      <w:rFonts w:ascii="Calibri" w:hAnsi="Calibri"/>
+      <w:rFonts w:ascii="Arial" w:hAnsi="Arial"/>
+      <w:b w:val="0"/>
       <w:sz w:val="22"/>
     </w:rPr>
   </w:style>
@@ -2482,12 +1180,13 @@
       <w:numPr>
         <w:numId w:val="5"/>
       </w:numPr>
-      <w:spacing w:after="80" w:line="300" w:lineRule="auto"/>
-      <w:ind w:left="540" w:hanging="271"/>
+      <w:spacing w:after="60"/>
+      <w:ind w:left="369" w:hanging="198"/>
       <w:contextualSpacing/>
     </w:pPr>
     <w:rPr>
-      <w:rFonts w:ascii="Calibri" w:hAnsi="Calibri"/>
+      <w:rFonts w:ascii="Arial" w:hAnsi="Arial"/>
+      <w:b w:val="0"/>
       <w:sz w:val="22"/>
     </w:rPr>
   </w:style>

--- a/DOKUMENTATION.docx
+++ b/DOKUMENTATION.docx
@@ -18,7 +18,7 @@
     </w:p>
     <w:p>
       <w:pPr>
-        <w:spacing w:after="240"/>
+        <w:spacing w:after="200"/>
       </w:pPr>
       <w:r>
         <w:rPr>
@@ -34,12 +34,17 @@
         <w:pStyle w:val="Heading1"/>
       </w:pPr>
       <w:r>
-        <w:t>Aufgabe</w:t>
+        <w:t>1. Ausgangslage und Ziel</w:t>
       </w:r>
     </w:p>
     <w:p>
       <w:r>
-        <w:t>Das Programm erfasst Einnahmen und Ausgaben. Es zeigt den aktuellen Kontostand und speichert alle Daten lokal in einer JSON-Datei. Eine Internetverbindung ist nicht nötig.</w:t>
+        <w:t>Für kleine Betriebe oder Vereine reicht oft ein einfaches Kassabuch. Einnahmen und Ausgaben sollen schnell eingetragen und später wieder gefunden werden können. Das Ziel war deshalb eine übersichtliche Webanwendung, die lokal am Computer läuft und keine Internetverbindung braucht.</w:t>
+      </w:r>
+    </w:p>
+    <w:p>
+      <w:r>
+        <w:t>Das Programm wurde mit C# und ASP.NET Core MVC erstellt. Es zeigt alle Buchungen in einer Liste und berechnet daraus Einnahmen, Ausgaben und den aktuellen Stand. Die Daten bleiben auch nach dem Schließen des Programms erhalten.</w:t>
       </w:r>
     </w:p>
     <w:p>
@@ -47,7 +52,7 @@
         <w:pStyle w:val="Heading1"/>
       </w:pPr>
       <w:r>
-        <w:t>Wichtige Funktionen</w:t>
+        <w:t>2. Geplante Funktionen</w:t>
       </w:r>
     </w:p>
     <w:p>
@@ -71,7 +76,7 @@
         <w:pStyle w:val="ListBullet"/>
       </w:pPr>
       <w:r>
-        <w:t>Kategorien anlegen und auswählen</w:t>
+        <w:t>Kategorien anlegen und bei Buchungen auswählen</w:t>
       </w:r>
     </w:p>
     <w:p>
@@ -87,7 +92,7 @@
         <w:pStyle w:val="ListBullet"/>
       </w:pPr>
       <w:r>
-        <w:t>Nach Datum oder Betrag sortieren</w:t>
+        <w:t>Die Liste nach Datum oder Betrag sortieren</w:t>
       </w:r>
     </w:p>
     <w:p>
@@ -95,7 +100,7 @@
         <w:pStyle w:val="ListBullet"/>
       </w:pPr>
       <w:r>
-        <w:t>Summen und einfache Berichte anzeigen</w:t>
+        <w:t>Einfache Tages-, Wochen- und Monatsberichte anzeigen</w:t>
       </w:r>
     </w:p>
     <w:p>
@@ -103,12 +108,36 @@
         <w:pStyle w:val="Heading1"/>
       </w:pPr>
       <w:r>
-        <w:t>Einfacher Programmaufbau</w:t>
+        <w:t>3. Vorgehensweise</w:t>
+      </w:r>
+    </w:p>
+    <w:p>
+      <w:pPr>
+        <w:pStyle w:val="ListNumber"/>
+      </w:pPr>
+      <w:r>
+        <w:t>Zuerst wurden die benötigten Daten und Felder festgelegt.</w:t>
+      </w:r>
+    </w:p>
+    <w:p>
+      <w:pPr>
+        <w:pStyle w:val="ListNumber"/>
+      </w:pPr>
+      <w:r>
+        <w:t>Danach entstand der Programmaufbau mit Models, Service, Controller und Ansichten.</w:t>
+      </w:r>
+    </w:p>
+    <w:p>
+      <w:pPr>
+        <w:pStyle w:val="ListNumber"/>
+      </w:pPr>
+      <w:r>
+        <w:t>Zum Schluss wurden Eingaben geprüft und typische Abläufe getestet.</w:t>
       </w:r>
     </w:p>
     <w:p>
       <w:r>
-        <w:t>Der HomeController nimmt Eingaben aus den Formularen entgegen. Der KassabuchService prüft die Eingaben, berechnet die Summen und speichert die Daten. Die Klassen Kassenbuchung und Kategorie beschreiben die gespeicherten Werte.</w:t>
+        <w:br w:type="page"/>
       </w:r>
     </w:p>
     <w:p>
@@ -116,12 +145,88 @@
         <w:pStyle w:val="Heading1"/>
       </w:pPr>
       <w:r>
-        <w:t>Daten speichern</w:t>
+        <w:t>4. Daten und Programmaufbau</w:t>
       </w:r>
     </w:p>
     <w:p>
       <w:r>
-        <w:t>Beim ersten Start wird kassabuch-daten.json im Projektordner erstellt. Darin stehen die Buchungen und Kategorien. So wird kein zusätzliches Datenbankpaket gebraucht.</w:t>
+        <w:t>Eine Buchung besteht aus Belegnummer, Datum, Beschreibung, Kategorie sowie einem Einnahmen- oder Ausgabenbetrag. Eine Kategorie hat einen Namen und eine Farbe. Die Farbe hilft dabei, Einträge in der Liste schneller zu erkennen.</w:t>
+      </w:r>
+    </w:p>
+    <w:p>
+      <w:pPr>
+        <w:pStyle w:val="Heading2"/>
+      </w:pPr>
+      <w:r>
+        <w:t>4.1 Wichtige Teile im Code</w:t>
+      </w:r>
+    </w:p>
+    <w:p>
+      <w:pPr>
+        <w:pStyle w:val="ListBullet"/>
+      </w:pPr>
+      <w:r>
+        <w:t>Kassenbuchung beschreibt einen einzelnen Eintrag.</w:t>
+      </w:r>
+    </w:p>
+    <w:p>
+      <w:pPr>
+        <w:pStyle w:val="ListBullet"/>
+      </w:pPr>
+      <w:r>
+        <w:t>Kategorie enthält Name und Farbe einer Kategorie.</w:t>
+      </w:r>
+    </w:p>
+    <w:p>
+      <w:pPr>
+        <w:pStyle w:val="ListBullet"/>
+      </w:pPr>
+      <w:r>
+        <w:t>KassabuchDatei fasst alle Buchungen und Kategorien zum Speichern zusammen.</w:t>
+      </w:r>
+    </w:p>
+    <w:p>
+      <w:pPr>
+        <w:pStyle w:val="ListBullet"/>
+      </w:pPr>
+      <w:r>
+        <w:t>KassabuchService lädt, prüft, berechnet und speichert die Daten.</w:t>
+      </w:r>
+    </w:p>
+    <w:p>
+      <w:pPr>
+        <w:pStyle w:val="ListBullet"/>
+      </w:pPr>
+      <w:r>
+        <w:t>HomeController nimmt Formulareingaben an und öffnet die passenden Ansichten.</w:t>
+      </w:r>
+    </w:p>
+    <w:p>
+      <w:r>
+        <w:t>Diese Aufteilung hält die Aufgaben getrennt. Die Ansicht zeigt die Oberfläche, der Controller verarbeitet die Aktion und der Service erledigt die eigentliche Arbeit mit den Daten.</w:t>
+      </w:r>
+    </w:p>
+    <w:p>
+      <w:pPr>
+        <w:pStyle w:val="Heading2"/>
+      </w:pPr>
+      <w:r>
+        <w:t>4.2 Lokale Speicherung</w:t>
+      </w:r>
+    </w:p>
+    <w:p>
+      <w:r>
+        <w:t>Die Anwendung speichert alles in der Datei kassabuch-daten.json im Projektordner. Beim Start wird die Datei gelesen. Nach einer Änderung wird der neue Stand wieder geschrieben. Existiert die Datei noch nicht, legt das Programm Beispieldaten an.</w:t>
+      </w:r>
+    </w:p>
+    <w:p>
+      <w:r>
+        <w:t>Damit wird keine zusätzliche Datenbank benötigt. Für die Prüfung reicht es, das Projekt in Visual Studio zu öffnen und zu starten. Die Anwendung selbst benötigt keine Pakete aus dem Internet.</w:t>
+      </w:r>
+    </w:p>
+    <w:p>
+      <w:r>
+        <w:br w:type="page"/>
       </w:r>
     </w:p>
     <w:p>
@@ -129,7 +234,20 @@
         <w:pStyle w:val="Heading1"/>
       </w:pPr>
       <w:r>
-        <w:t>Wichtige Prüfungen</w:t>
+        <w:t>5. Ablauf einer Buchung</w:t>
+      </w:r>
+    </w:p>
+    <w:p>
+      <w:r>
+        <w:t>Beim Speichern liest der Controller die Werte aus dem Formular. Der Service kontrolliert die Eingaben. Sind sie in Ordnung, wird eine neue Buchung erstellt, zur Liste hinzugefügt und in der Datei gespeichert. Danach zeigt die Startseite den neuen Stand an.</w:t>
+      </w:r>
+    </w:p>
+    <w:p>
+      <w:pPr>
+        <w:pStyle w:val="Heading2"/>
+      </w:pPr>
+      <w:r>
+        <w:t>5.1 Wichtige Prüfungen</w:t>
       </w:r>
     </w:p>
     <w:p>
@@ -137,7 +255,7 @@
         <w:pStyle w:val="ListBullet"/>
       </w:pPr>
       <w:r>
-        <w:t>Eine Belegnummer darf nur einmal vorkommen.</w:t>
+        <w:t>Die Belegnummer muss vorhanden sein und darf nur einmal vorkommen.</w:t>
       </w:r>
     </w:p>
     <w:p>
@@ -145,7 +263,7 @@
         <w:pStyle w:val="ListBullet"/>
       </w:pPr>
       <w:r>
-        <w:t>Eine Buchung ist entweder eine Einnahme oder eine Ausgabe.</w:t>
+        <w:t>Beschreibung, Datum und Kategorie müssen ausgefüllt sein.</w:t>
       </w:r>
     </w:p>
     <w:p>
@@ -153,7 +271,7 @@
         <w:pStyle w:val="ListBullet"/>
       </w:pPr>
       <w:r>
-        <w:t>Pflichtfelder und das späteste Datum werden geprüft.</w:t>
+        <w:t>Es darf nur Einnahme oder Ausgabe eingetragen werden, nicht beides.</w:t>
       </w:r>
     </w:p>
     <w:p>
@@ -161,7 +279,28 @@
         <w:pStyle w:val="ListBullet"/>
       </w:pPr>
       <w:r>
-        <w:t>Eine verwendete Kategorie kann nicht gelöscht werden.</w:t>
+        <w:t>Der Betrag muss größer als null sein.</w:t>
+      </w:r>
+    </w:p>
+    <w:p>
+      <w:pPr>
+        <w:pStyle w:val="ListBullet"/>
+      </w:pPr>
+      <w:r>
+        <w:t>Eine bereits verwendete Kategorie kann nicht gelöscht werden.</w:t>
+      </w:r>
+    </w:p>
+    <w:p>
+      <w:pPr>
+        <w:pStyle w:val="Heading2"/>
+      </w:pPr>
+      <w:r>
+        <w:t>5.2 Filter und Auswertung</w:t>
+      </w:r>
+    </w:p>
+    <w:p>
+      <w:r>
+        <w:t>Die Filter werden gemeinsam angewendet. So kann zum Beispiel nach einer Kategorie und einem bestimmten Zeitraum gesucht werden. Aus der gefilterten Liste berechnet das Programm die passenden Summen. Die Berichte fassen Buchungen je nach Auswahl für einen Tag, eine Woche oder einen Monat zusammen.</w:t>
       </w:r>
     </w:p>
     <w:p>
@@ -169,19 +308,42 @@
         <w:pStyle w:val="Heading1"/>
       </w:pPr>
       <w:r>
-        <w:t>Skizze</w:t>
+        <w:t>6. Tests</w:t>
       </w:r>
     </w:p>
     <w:p>
       <w:r>
-        <w:t>Die Skizze zeigt die geplante Aufteilung mit Übersicht, Filtern, Buchungen und Eingabeformular.</w:t>
+        <w:t>Getestet wurden normale Eingaben und absichtliche Fehler. Eine gültige Einnahme und eine gültige Ausgabe wurden gespeichert, geändert und wieder gelöscht. Danach wurden doppelte Belegnummern, leere Felder und zwei gleichzeitig ausgefüllte Betragsfelder versucht. In diesen Fällen blieb die Eingabe erhalten und eine verständliche Meldung wurde angezeigt.</w:t>
+      </w:r>
+    </w:p>
+    <w:p>
+      <w:r>
+        <w:t>Zusätzlich wurden Filter, Sortierung und Summen mit mehreren Buchungen geprüft. Nach einem Neustart waren die gespeicherten Daten weiterhin vorhanden.</w:t>
+      </w:r>
+    </w:p>
+    <w:p>
+      <w:r>
+        <w:br w:type="page"/>
+      </w:r>
+    </w:p>
+    <w:p>
+      <w:pPr>
+        <w:pStyle w:val="Heading1"/>
+      </w:pPr>
+      <w:r>
+        <w:t>7. Oberfläche und Skizze</w:t>
+      </w:r>
+    </w:p>
+    <w:p>
+      <w:r>
+        <w:t>Die Oberfläche ist bewusst einfach gehalten. Oben stehen die wichtigsten Summen. Darunter folgen Filter, Buchungsliste und Eingabeformular. Dadurch bleiben die häufigsten Arbeitsschritte auf einer Seite.</w:t>
       </w:r>
     </w:p>
     <w:p>
       <w:r>
         <w:drawing>
           <wp:inline xmlns:a="http://schemas.openxmlformats.org/drawingml/2006/main" xmlns:pic="http://schemas.openxmlformats.org/drawingml/2006/picture">
-            <wp:extent cx="5580000" cy="3853300"/>
+            <wp:extent cx="5256000" cy="3629560"/>
             <wp:docPr id="1" name="Picture 1"/>
             <wp:cNvGraphicFramePr>
               <a:graphicFrameLocks noChangeAspect="1"/>
@@ -194,7 +356,7 @@
                     <pic:cNvPicPr/>
                   </pic:nvPicPr>
                   <pic:blipFill>
-                    <a:blip r:embed="rId9"/>
+                    <a:blip r:embed="rId10"/>
                     <a:stretch>
                       <a:fillRect/>
                     </a:stretch>
@@ -202,7 +364,7 @@
                   <pic:spPr>
                     <a:xfrm>
                       <a:off x="0" y="0"/>
-                      <a:ext cx="5580000" cy="3853300"/>
+                      <a:ext cx="5256000" cy="3629560"/>
                     </a:xfrm>
                     <a:prstGeom prst="rect"/>
                   </pic:spPr>
@@ -223,10 +385,37 @@
           <w:color w:val="5A5A5A"/>
           <w:sz w:val="18"/>
         </w:rPr>
-        <w:t>Einfache Ansichtsskizze</w:t>
+        <w:t>Einfache Skizze der geplanten Ansicht</w:t>
+      </w:r>
+    </w:p>
+    <w:p>
+      <w:pPr>
+        <w:pStyle w:val="Heading2"/>
+      </w:pPr>
+      <w:r>
+        <w:t>7.1 Bedienung</w:t>
+      </w:r>
+    </w:p>
+    <w:p>
+      <w:r>
+        <w:t>Neue Buchungen werden im Formular eingetragen und erscheinen nach dem Speichern sofort in der Liste. Zum Ändern wird der vorhandene Eintrag geöffnet. Filter können einzeln oder gemeinsam verwendet werden. Mit dem Zurücksetzen der Filter werden wieder alle Buchungen angezeigt. Fehlermeldungen stehen direkt beim betroffenen Bereich.</w:t>
+      </w:r>
+    </w:p>
+    <w:p>
+      <w:pPr>
+        <w:pStyle w:val="Heading1"/>
+      </w:pPr>
+      <w:r>
+        <w:t>8. Ergebnis</w:t>
+      </w:r>
+    </w:p>
+    <w:p>
+      <w:r>
+        <w:t>Das Kassabuch erfüllt die geplanten Grundfunktionen. Es läuft lokal, speichert zuverlässig und bleibt trotz Filter und Berichten übersichtlich. Bei mehr Zeit könnten eine Sicherungskopie und ein Export ergänzt werden. Für die vorgegebene Aufgabe ist die einfache Lösung jedoch gut nachvollziehbar und vollständig nutzbar.</w:t>
       </w:r>
     </w:p>
     <w:sectPr>
+      <w:footerReference w:type="default" r:id="rId9"/>
       <w:pgSz w:w="11906" w:h="16838"/>
       <w:pgMar w:top="1134" w:right="1247" w:bottom="1134" w:left="1247" w:header="720" w:footer="720" w:gutter="0"/>
       <w:cols w:space="720"/>
@@ -234,6 +423,25 @@
     </w:sectPr>
   </w:body>
 </w:document>
+</file>
+
+<file path=word/footer1.xml><?xml version="1.0" encoding="utf-8"?>
+<w:ftr xmlns:m="http://schemas.openxmlformats.org/officeDocument/2006/math" xmlns:mc="http://schemas.openxmlformats.org/markup-compatibility/2006" xmlns:mo="http://schemas.microsoft.com/office/mac/office/2008/main" xmlns:mv="urn:schemas-microsoft-com:mac:vml" xmlns:o="urn:schemas-microsoft-com:office:office" xmlns:r="http://schemas.openxmlformats.org/officeDocument/2006/relationships" xmlns:v="urn:schemas-microsoft-com:vml" xmlns:w10="urn:schemas-microsoft-com:office:word" xmlns:w14="http://schemas.microsoft.com/office/word/2010/wordml" xmlns:w="http://schemas.openxmlformats.org/wordprocessingml/2006/main" xmlns:wne="http://schemas.microsoft.com/office/word/2006/wordml" xmlns:wp14="http://schemas.microsoft.com/office/word/2010/wordprocessingDrawing" xmlns:wp="http://schemas.openxmlformats.org/drawingml/2006/wordprocessingDrawing" xmlns:wpc="http://schemas.microsoft.com/office/word/2010/wordprocessingCanvas" xmlns:wpg="http://schemas.microsoft.com/office/word/2010/wordprocessingGroup" xmlns:wpi="http://schemas.microsoft.com/office/word/2010/wordprocessingInk" xmlns:wps="http://schemas.microsoft.com/office/word/2010/wordprocessingShape" mc:Ignorable="w14 wp14">
+  <w:p>
+    <w:pPr>
+      <w:pStyle w:val="Footer"/>
+      <w:jc w:val="center"/>
+    </w:pPr>
+    <w:r>
+      <w:rPr>
+        <w:rFonts w:ascii="Arial" w:hAnsi="Arial"/>
+        <w:color w:val="5A5A5A"/>
+        <w:sz w:val="18"/>
+      </w:rPr>
+      <w:t>Kassabuch - Projektdokumentation</w:t>
+    </w:r>
+  </w:p>
+</w:ftr>
 </file>
 
 <file path=word/numbering.xml><?xml version="1.0" encoding="utf-8"?>
@@ -600,7 +808,7 @@
     <w:qFormat/>
     <w:rsid w:val="00FC693F"/>
     <w:pPr>
-      <w:spacing w:after="120" w:line="259" w:lineRule="auto"/>
+      <w:spacing w:after="100" w:line="252" w:lineRule="auto"/>
     </w:pPr>
     <w:rPr>
       <w:rFonts w:ascii="Arial" w:hAnsi="Arial"/>
@@ -663,7 +871,7 @@
     <w:pPr>
       <w:keepNext/>
       <w:keepLines/>
-      <w:spacing w:before="260" w:after="100"/>
+      <w:spacing w:before="200" w:after="80"/>
       <w:outlineLvl w:val="0"/>
     </w:pPr>
     <w:rPr>
@@ -687,7 +895,7 @@
     <w:pPr>
       <w:keepNext/>
       <w:keepLines/>
-      <w:spacing w:before="180" w:after="80"/>
+      <w:spacing w:before="140" w:after="60"/>
       <w:outlineLvl w:val="1"/>
     </w:pPr>
     <w:rPr>
@@ -1134,7 +1342,7 @@
       <w:numPr>
         <w:numId w:val="1"/>
       </w:numPr>
-      <w:spacing w:after="60"/>
+      <w:spacing w:after="40"/>
       <w:ind w:left="369" w:hanging="198"/>
       <w:contextualSpacing/>
     </w:pPr>
@@ -1180,7 +1388,7 @@
       <w:numPr>
         <w:numId w:val="5"/>
       </w:numPr>
-      <w:spacing w:after="60"/>
+      <w:spacing w:after="40"/>
       <w:ind w:left="369" w:hanging="198"/>
       <w:contextualSpacing/>
     </w:pPr>

--- a/DOKUMENTATION.docx
+++ b/DOKUMENTATION.docx
@@ -182,7 +182,7 @@
         <w:pStyle w:val="ListBullet"/>
       </w:pPr>
       <w:r>
-        <w:t>KassabuchDatei fasst alle Buchungen und Kategorien zum Speichern zusammen.</w:t>
+        <w:t>KassabuchDbContext beschreibt die Tabellen für Buchungen und Kategorien sowie deren Verbindung.</w:t>
       </w:r>
     </w:p>
     <w:p>
@@ -190,7 +190,7 @@
         <w:pStyle w:val="ListBullet"/>
       </w:pPr>
       <w:r>
-        <w:t>KassabuchService lädt, prüft, berechnet und speichert die Daten.</w:t>
+        <w:t>KassabuchService liest die Daten über den DbContext, prüft Eingaben und speichert Änderungen.</w:t>
       </w:r>
     </w:p>
     <w:p>
@@ -216,12 +216,12 @@
     </w:p>
     <w:p>
       <w:r>
-        <w:t>Die Anwendung speichert alles in der Datei kassabuch-daten.json im Projektordner. Beim Start wird die Datei gelesen. Nach einer Änderung wird der neue Stand wieder geschrieben. Existiert die Datei noch nicht, legt das Programm Beispieldaten an.</w:t>
+        <w:t>Die Anwendung verwendet die lokale SQLite-Datenbank kassabuch-schulprojekt.db im Projektordner. Beim ersten Start erzeugt Entity Framework Core die Tabellen Kategorien und Kassenbuchungen. Danach werden einmalig verständliche Beispieldaten eingetragen.</w:t>
       </w:r>
     </w:p>
     <w:p>
       <w:r>
-        <w:t>Damit wird keine zusätzliche Datenbank benötigt. Für die Prüfung reicht es, das Projekt in Visual Studio zu öffnen und zu starten. Die Anwendung selbst benötigt keine Pakete aus dem Internet.</w:t>
+        <w:t>Ein eigener Datenbankserver oder ein zusätzliches SQLite-Programm ist nicht nötig. Alle benötigten NuGet-Pakete liegen im Ordner offline-packages, daher kann Visual Studio das Projekt ohne Internet wiederherstellen und starten.</w:t>
       </w:r>
     </w:p>
     <w:p>
@@ -239,7 +239,7 @@
     </w:p>
     <w:p>
       <w:r>
-        <w:t>Beim Speichern liest der Controller die Werte aus dem Formular. Der Service kontrolliert die Eingaben. Sind sie in Ordnung, wird eine neue Buchung erstellt, zur Liste hinzugefügt und in der Datei gespeichert. Danach zeigt die Startseite den neuen Stand an.</w:t>
+        <w:t>Beim Speichern liest der Controller die Werte aus dem Formular. Der Service kontrolliert die Eingaben. Sind sie in Ordnung, wird eine neue Buchung in der Tabelle Kassenbuchungen gespeichert. Danach zeigt die Startseite den neuen Stand aus der Datenbank an.</w:t>
       </w:r>
     </w:p>
     <w:p>

--- a/DOKUMENTATION.docx
+++ b/DOKUMENTATION.docx
@@ -216,7 +216,7 @@
     </w:p>
     <w:p>
       <w:r>
-        <w:t>Die Anwendung verwendet die lokale SQLite-Datenbank kassabuch-schulprojekt.db im Projektordner. Beim ersten Start erzeugt Entity Framework Core die Tabellen Kategorien und Kassenbuchungen. Danach werden einmalig verständliche Beispieldaten eingetragen.</w:t>
+        <w:t>Die Anwendung verwendet die lokale SQLite-Datenbank kassabuch.db im Projektordner. Beim ersten Start erzeugt Entity Framework Core die Tabellen Kategorien und Kassenbuchungen. Danach werden einmalig verständliche Beispieldaten eingetragen.</w:t>
       </w:r>
     </w:p>
     <w:p>
@@ -416,6 +416,7 @@
     </w:p>
     <w:sectPr>
       <w:footerReference w:type="default" r:id="rId9"/>
+      <w:headerReference w:type="default" r:id="rId11"/>
       <w:pgSz w:w="11906" w:h="16838"/>
       <w:pgMar w:top="1134" w:right="1247" w:bottom="1134" w:left="1247" w:header="720" w:footer="720" w:gutter="0"/>
       <w:cols w:space="720"/>
@@ -442,6 +443,16 @@
     </w:r>
   </w:p>
 </w:ftr>
+</file>
+
+<file path=word/header1.xml><?xml version="1.0" encoding="utf-8"?>
+<w:hdr xmlns:m="http://schemas.openxmlformats.org/officeDocument/2006/math" xmlns:mc="http://schemas.openxmlformats.org/markup-compatibility/2006" xmlns:mo="http://schemas.microsoft.com/office/mac/office/2008/main" xmlns:mv="urn:schemas-microsoft-com:mac:vml" xmlns:o="urn:schemas-microsoft-com:office:office" xmlns:r="http://schemas.openxmlformats.org/officeDocument/2006/relationships" xmlns:v="urn:schemas-microsoft-com:vml" xmlns:w10="urn:schemas-microsoft-com:office:word" xmlns:w14="http://schemas.microsoft.com/office/word/2010/wordml" xmlns:w="http://schemas.openxmlformats.org/wordprocessingml/2006/main" xmlns:wne="http://schemas.microsoft.com/office/word/2006/wordml" xmlns:wp14="http://schemas.microsoft.com/office/word/2010/wordprocessingDrawing" xmlns:wp="http://schemas.openxmlformats.org/drawingml/2006/wordprocessingDrawing" xmlns:wpc="http://schemas.microsoft.com/office/word/2010/wordprocessingCanvas" xmlns:wpg="http://schemas.microsoft.com/office/word/2010/wordprocessingGroup" xmlns:wpi="http://schemas.microsoft.com/office/word/2010/wordprocessingInk" xmlns:wps="http://schemas.microsoft.com/office/word/2010/wordprocessingShape" mc:Ignorable="w14 wp14">
+  <w:p>
+    <w:pPr>
+      <w:pStyle w:val="Header"/>
+    </w:pPr>
+  </w:p>
+</w:hdr>
 </file>
 
 <file path=word/numbering.xml><?xml version="1.0" encoding="utf-8"?>

--- a/DOKUMENTATION.docx
+++ b/DOKUMENTATION.docx
@@ -331,61 +331,12 @@
         <w:pStyle w:val="Heading1"/>
       </w:pPr>
       <w:r>
-        <w:t>7. Oberfläche und Skizze</w:t>
+        <w:t>7. Oberfläche</w:t>
       </w:r>
     </w:p>
     <w:p>
       <w:r>
         <w:t>Die Oberfläche ist bewusst einfach gehalten. Oben stehen die wichtigsten Summen. Darunter folgen Filter, Buchungsliste und Eingabeformular. Dadurch bleiben die häufigsten Arbeitsschritte auf einer Seite.</w:t>
-      </w:r>
-    </w:p>
-    <w:p>
-      <w:r>
-        <w:drawing>
-          <wp:inline xmlns:a="http://schemas.openxmlformats.org/drawingml/2006/main" xmlns:pic="http://schemas.openxmlformats.org/drawingml/2006/picture">
-            <wp:extent cx="5256000" cy="3629560"/>
-            <wp:docPr id="1" name="Picture 1"/>
-            <wp:cNvGraphicFramePr>
-              <a:graphicFrameLocks noChangeAspect="1"/>
-            </wp:cNvGraphicFramePr>
-            <a:graphic>
-              <a:graphicData uri="http://schemas.openxmlformats.org/drawingml/2006/picture">
-                <pic:pic>
-                  <pic:nvPicPr>
-                    <pic:cNvPr id="0" name="kassabuch-skizze.png"/>
-                    <pic:cNvPicPr/>
-                  </pic:nvPicPr>
-                  <pic:blipFill>
-                    <a:blip r:embed="rId10"/>
-                    <a:stretch>
-                      <a:fillRect/>
-                    </a:stretch>
-                  </pic:blipFill>
-                  <pic:spPr>
-                    <a:xfrm>
-                      <a:off x="0" y="0"/>
-                      <a:ext cx="5256000" cy="3629560"/>
-                    </a:xfrm>
-                    <a:prstGeom prst="rect"/>
-                  </pic:spPr>
-                </pic:pic>
-              </a:graphicData>
-            </a:graphic>
-          </wp:inline>
-        </w:drawing>
-      </w:r>
-    </w:p>
-    <w:p>
-      <w:pPr>
-        <w:jc w:val="center"/>
-      </w:pPr>
-      <w:r>
-        <w:rPr>
-          <w:i/>
-          <w:color w:val="5A5A5A"/>
-          <w:sz w:val="18"/>
-        </w:rPr>
-        <w:t>Einfache Skizze der geplanten Ansicht</w:t>
       </w:r>
     </w:p>
     <w:p>
